--- a/עבודה_מסכמת_רשתות_חברתיות.docx
+++ b/עבודה_מסכמת_רשתות_חברתיות.docx
@@ -182,7 +182,7 @@
           <w:rtl w:val="1"/>
           <w:bCs/>
         </w:rPr>
-        <w:t>רשתות חברתיות והישגים לימודיים</w:t>
+        <w:t>היפגעות מהטרדות ברשתות החברתיות בקרב מתבגרים</w:t>
       </w:r>
     </w:p>
     <w:p>
@@ -199,7 +199,7 @@
           <w:szCs w:val="26"/>
           <w:rtl w:val="1"/>
         </w:rPr>
-        <w:t>כיצד משפיע השימוש ברשתות החברתיות על ההישגים הלימודיים של מתבגרים וסטודנטים, ומהם הגורמים המתווכים והממתנים קשר זה?</w:t>
+        <w:t>מהו היקף ההיפגעות מהטרדות ברשתות החברתיות בקרב מתבגרים, וכיצד היא קשורה לבדידות, למסוגלות החברתית ולתמיכה החברתית?</w:t>
       </w:r>
     </w:p>
     <w:p>
@@ -546,7 +546,7 @@
           <w:szCs w:val="24"/>
           <w:rtl w:val="1"/>
         </w:rPr>
-        <w:t>רשתות חברתיות כמו אינסטגרם, טיקטוק וסנאפצ'ט הפכו בשנים האחרונות לחלק בלתי נפרד מחיי היומיום של מתבגרים וסטודנטים. הרוב המכריע מחזיק לפחות בחשבון אחד, ורבים מבלים בהן שעות בכל יום. לצד היתרונות החברתיים שהן מציעות, גוברת הדאגה להשפעתן על התפקוד הלימודי ועל בריאות הנפש. עבודה זו בוחנת את השאלה כיצד משפיע השימוש ברשתות החברתיות על ההישגים הלימודיים של מתבגרים וסטודנטים, ומהם הגורמים המתווכים והממתנים את הקשר. הסקירה מתבססת על שלושה מחקרים אמפיריים עדכניים, ונעה מן התמונה הכללית של התופעה אל הממצאים הספציפיים ואל הגורמים שמעצבים את הקשר.</w:t>
+        <w:t>הרשתות החברתיות הפכו לזירה מרכזית שבה מתבגרים מנהלים חלק ניכר מחייהם החברתיים. לצד ההזדמנויות שהן פותחות, הן חושפות את המשתמשים בהן לפגיעות ולהטרדות בהיקף שלא היה אפשרי בעבר. הטרדה ברשת אינה נעצרת בשערי בית הספר, היא מלווה את המתבגר גם הביתה ואל תוך חדרו. עבודה זו בוחנת את השאלה מהו היקף ההיפגעות מהטרדות ברשתות החברתיות בקרב מתבגרים, וכיצד היא קשורה לבדידות, למסוגלות החברתית ולתמיכה החברתית. הסקירה מתבססת על שלושה מחקרים אמפיריים, ונעה מן התופעה הכללית אל אוכלוסיות בסיכון ואל הגורמים החברתיים-רגשיים הקשורים בה.</w:t>
       </w:r>
     </w:p>
     <w:p>
@@ -581,7 +581,7 @@
           <w:szCs w:val="24"/>
           <w:rtl w:val="1"/>
         </w:rPr>
-        <w:t>התפשטות הרשתות החברתיות בקרב בני נוער היא כמעט מוחלטת. מחקר שנערך בקרב 1,459 מתבגרים צעירים מצא ששיעור של 93 עד 97 אחוזים מהם מחזיקים לפחות בפלטפורמה חברתית אחת, נתון שממחיש עד כמה הרשתות שזורות בשגרת חייהם ואינן עוד תוספת שולית אלא סביבה שבה הם חיים חלק ניכר מזמנם (Gordon &amp; Ohannessian, 2024).</w:t>
+        <w:t>הרשתות החברתיות מציעות למתבגרים מרחב לקשרים חברתיים, אך אותו מרחב חושף אותם גם להטרדות ולפגיעות מקוונות. בניגוד לבריונות המסורתית, הפגיעה ברשת אינה מוגבלת בזמן ובמקום ועלולה להימשך מסביב לשעון ולהגיע לקהל רחב. מחקר ישראלי שבחן 181 מתבגרים בגילי 14 עד 16 מצא שבין 42 ל-44 אחוזים מהם חוו הצקות והטרדות ברשת, נתון שממחיש עד כמה התופעה שכיחה בחיי היומיום שלהם (היימן ואולניק-שמש, 2015).</w:t>
       </w:r>
     </w:p>
     <w:p>
@@ -598,7 +598,7 @@
           <w:szCs w:val="24"/>
           <w:rtl w:val="1"/>
         </w:rPr>
-        <w:t>ככל שהשימוש נעשה מרכזי יותר, גדל העניין המחקרי בהשלכותיו. שני צירים חוזרים בספרות, הציר הלימודי והציר הנפשי, והם שלובים זה בזה. מחקר חתך שנערך בקרב סטודנטים באוניברסיטה בבנגלדש בחן את הקשר בין השימוש ברשתות לבין התפקוד הלימודי, ומצא שבריאות הנפש מתווכת את הקשר בין התמכרות לרשתות לבין ההישגים. במילים אחרות, ההשפעה על הלימודים אינה ישירה אלא עוברת דרך מצבו הנפשי של הלומד (Al Mosharrafa et al., 2024).</w:t>
+        <w:t>מעבר להיקף התופעה עולה שאלת השלכותיה. מחקר שבחן מעורבות וקרבנוּת ברשת בקרב תלמידים עם הפרעת קשב וללא ההפרעה מצא שתלמידים עם הפרעת קשב מעורבים יותר בפגיעות מקוונות, ושהיפגעות ברשת קשורה בבדידות גבוהה יותר, במסוגלות עצמית חברתית נמוכה יותר ובתחושת תמיכה חברתית פחותה. הפגיעה ברשת אינה עומדת בפני עצמה אלא שזורה במארג החברתי-רגשי של המתבגר (היימן, אולניק-שמש ועדן, 2014).</w:t>
       </w:r>
     </w:p>
     <w:p>
@@ -615,24 +615,7 @@
           <w:szCs w:val="24"/>
           <w:rtl w:val="1"/>
         </w:rPr>
-        <w:t>מבט ממוקד יותר על עוצמת השימוש חושף את המנגנון. מחקר שבחן סטודנטים מצא שהתמכרות לרשתות חברתיות קשורה בשלילה למסוגלות הלימודית ולהישגים, ושבדידות ודיכאון מנבאים ירידה בתפקוד. מנגד, כישורי פתרון בעיות ושביעות רצון מהחיים נמצאו קשורים דווקא בהישגים גבוהים יותר. הרשתות עצמן אינן הסיפור המלא, אלא המשקל שהן מקבלות בחיי הלומד והמחיר הנפשי שהוא משלם (Aslan &amp; Polat, 2024).</w:t>
-      </w:r>
-    </w:p>
-    <w:p>
-      <w:pPr>
-        <w:bidi/>
-        <w:spacing w:line="360" w:lineRule="auto" w:after="200" w:before="0"/>
-        <w:jc w:val="both"/>
-      </w:pPr>
-      <w:r>
-        <w:rPr>
-          <w:rFonts w:ascii="David" w:hAnsi="David" w:cs="David"/>
-          <w:b w:val="0"/>
-          <w:sz w:val="24"/>
-          <w:szCs w:val="24"/>
-          <w:rtl w:val="1"/>
-        </w:rPr>
-        <w:t>עם זאת הקשר אינו זהה אצל כל מתבגר. המחקר על המתבגרים הצעירים מצא שככל שתדירות השימוש בפייסבוק, טוויטר, אינסטגרם וסנאפצ'ט עלתה, ההישגים הלימודיים ירדו, אך עוצמת הקשר הותנתה בגורמים נוספים. תקשורת בין הורה למתבגר מיתנה את הקשר בפייסבוק ובאינסטגרם, ומגדר מיתן אותו בטוויטר ובסנאפצ'ט. הסביבה החברתית של הלומד, ולא רק הכלי, היא שקובעת את עוצמת ההשפעה (Gordon &amp; Ohannessian, 2024).</w:t>
+        <w:t>התמונה מתרחבת כשמביאים בחשבון את עוצמת השימוש עצמו. מחקר שנערך בקרב סטודנטים מצא שהתמכרות לרשתות חברתיות קשורה בעלייה בבדידות ובדיכאון ובירידה במסוגלות הלימודית ובהישגים, בעוד כישורי פתרון בעיות ושביעות רצון מהחיים פועלים בכיוון המגן. הבדידות חוזרת אפוא כחוליה מרכזית, הן כמלווה של פגיעה ברשת והן כתוצאה של שימוש מופרז (Aslan &amp; Polat, 2024).</w:t>
       </w:r>
     </w:p>
     <w:p>
@@ -667,7 +650,7 @@
           <w:szCs w:val="24"/>
           <w:rtl w:val="1"/>
         </w:rPr>
-        <w:t>משלושת המחקרים עולה תמונה עקבית אך מורכבת. שימוש אינטנסיבי או ממכר ברשתות חברתיות קשור בדרך כלל לירידה בהישגים הלימודיים, אך הקשר אינו ישיר. הוא עובר דרך משתנים נפשיים כמו בדידות, דיכאון ומסוגלות עצמית, ומושפע מגורמים חברתיים כמו תקשורת עם ההורים ומגדר (Al Mosharrafa et al., 2024; Aslan &amp; Polat, 2024). המסקנה החינוכית ברורה. אי אפשר להתייחס לרשתות החברתיות כאל גורם טכני שדי לאסור או להתיר. עדיף להשקיע בחיזוק הגורמים המגנים, בעיקר קשר הורי תומך ומיומנויות ויסות רגשי, ולראות בהם חלק מהעבודה החינוכית עם בני נוער. מחקרים עתידיים ראוי שיבחנו את הקשרים האלה גם בהקשר הישראלי ולאורך זמן, כדי לבסס המלצות מעשיות למורים ולהורים (Gordon &amp; Ohannessian, 2024).</w:t>
+        <w:t>שלושת המחקרים מציירים יחד תמונה שבה הרשתות החברתיות אינן גורם ניטרלי. הן זירה שבה מתבגרים נחשפים להטרדות בהיקף ניכר, ובמיוחד אוכלוסיות בסיכון כמו תלמידים עם לקויות. ההיפגעות אינה מסתכמת ברגע הפגיעה, אלא קשורה בבדידות, במסוגלות חברתית נמוכה ובתמיכה מועטה, ואלה בתורם נקשרים גם לתפקוד הלימודי ולרווחה הנפשית (היימן, אולניק-שמש ועדן, 2014; Aslan &amp; Polat, 2024). מכאן שהמענה החינוכי אינו יכול להסתפק בחסימה טכנית או באיסור. עליו לחזק את המשאבים החברתיים-רגשיים של המתבגר, לזהות מוקדם אוכלוסיות פגיעות, ולפתח מיומנויות התמודדות עם פגיעה ברשת. מחקרים עתידיים ראוי שיבחנו את הקשרים האלה גם בקרב כלל המתבגרים ולאורך זמן, כדי לבסס המלצות מעשיות למורים ולהורים (היימן ואולניק-שמש, 2015).</w:t>
       </w:r>
     </w:p>
     <w:p>
@@ -697,7 +680,7 @@
       <w:pPr>
         <w:bidi/>
         <w:spacing w:line="360" w:lineRule="auto" w:after="160"/>
-        <w:ind w:left="560" w:hanging="560"/>
+        <w:ind w:right="560" w:hanging="560"/>
         <w:jc w:val="both"/>
       </w:pPr>
       <w:r>
@@ -706,8 +689,27 @@
           <w:b w:val="0"/>
           <w:sz w:val="24"/>
           <w:szCs w:val="24"/>
+          <w:rtl w:val="1"/>
         </w:rPr>
-        <w:t>Al Mosharrafa, R., Akther, T., &amp; Siddique, F. K. (2024). Impact of social media usage on academic performance of university students: Mediating role of mental health under a cross-sectional study in Bangladesh. Health Science Reports, 7(1), e1788. https://doi.org/10.1002/hsr2.1788</w:t>
+        <w:t>היימן, ט', אולניק-שמש, ד', ועדן, ס' (2014). מעורבות וקרבנוּת ברשת בקרב תלמידים עם הפרעת קשב והיפראקטיביות וללא הפרעה זו והקשר למסוגלות עצמית חברתית, בדידות ותמיכה חברתית. מפגש לעבודה חינוכית-סוציאלית, 39, 93–112.</w:t>
+      </w:r>
+    </w:p>
+    <w:p>
+      <w:pPr>
+        <w:bidi/>
+        <w:spacing w:line="360" w:lineRule="auto" w:after="160"/>
+        <w:ind w:right="560" w:hanging="560"/>
+        <w:jc w:val="both"/>
+      </w:pPr>
+      <w:r>
+        <w:rPr>
+          <w:rFonts w:ascii="David" w:hAnsi="David" w:cs="David"/>
+          <w:b w:val="0"/>
+          <w:sz w:val="24"/>
+          <w:szCs w:val="24"/>
+          <w:rtl w:val="1"/>
+        </w:rPr>
+        <w:t>היימן, ט', ואולניק-שמש, ד' (2015). הקול ברשת או הכול ברשת? פגיעות ועדות להטרדות ברשת של תלמידים עם לקות למידה, הפרעת קשב ולקויות חושיות. עיונים בשפה וחברה, 7(1–2), 88–104.</w:t>
       </w:r>
     </w:p>
     <w:p>
@@ -725,23 +727,6 @@
           <w:szCs w:val="24"/>
         </w:rPr>
         <w:t>Aslan, I., &amp; Polat, H. (2024). Investigating social media addiction and impact of social media addiction, loneliness, depression, life satisfaction and problem-solving skills on academic self-efficacy and academic success among university students. Frontiers in Public Health, 12, 1359691. https://doi.org/10.3389/fpubh.2024.1359691</w:t>
-      </w:r>
-    </w:p>
-    <w:p>
-      <w:pPr>
-        <w:bidi/>
-        <w:spacing w:line="360" w:lineRule="auto" w:after="160"/>
-        <w:ind w:left="560" w:hanging="560"/>
-        <w:jc w:val="both"/>
-      </w:pPr>
-      <w:r>
-        <w:rPr>
-          <w:rFonts w:ascii="David" w:hAnsi="David" w:cs="David"/>
-          <w:b w:val="0"/>
-          <w:sz w:val="24"/>
-          <w:szCs w:val="24"/>
-        </w:rPr>
-        <w:t>Gordon, M. S., &amp; Ohannessian, C. M. (2024). Social media use and early adolescents' academic achievement: Variations by parent-adolescent communication and gender. Youth &amp; Society, 56(4), 651-672. https://doi.org/10.1177/0044118X231180317</w:t>
       </w:r>
     </w:p>
     <w:p>
@@ -781,7 +766,7 @@
           <w:szCs w:val="22"/>
           <w:rtl w:val="1"/>
         </w:rPr>
-        <w:t>(סיכום המאמר של Gordon &amp; Ohannessian, 2024, על פי מודל סיכום המאמר שנלמד בקורס)</w:t>
+        <w:t>(סיכום המאמר של היימן ואולניק-שמש, 2015, על פי מודל סיכום המאמר שנלמד בקורס)</w:t>
       </w:r>
     </w:p>
     <w:p>
@@ -809,7 +794,7 @@
           <w:szCs w:val="24"/>
           <w:rtl w:val="1"/>
         </w:rPr>
-        <w:t>Gordon, M. S., &amp; Ohannessian, C. M. (2024). Social media use and early adolescents' academic achievement: Variations by parent-adolescent communication and gender. Youth &amp; Society, 56(4), 651-672.</w:t>
+        <w:t>היימן, ט', ואולניק-שמש, ד' (2015). הקול ברשת או הכול ברשת? פגיעות ועדות להטרדות ברשת של תלמידים עם לקות למידה, הפרעת קשב ולקויות חושיות. עיונים בשפה וחברה, 7(1–2), 88–104.</w:t>
       </w:r>
     </w:p>
     <w:p>
@@ -837,7 +822,7 @@
           <w:szCs w:val="24"/>
           <w:rtl w:val="1"/>
         </w:rPr>
-        <w:t>המחקר בוחן את הקשר בין תדירות השימוש ברשתות חברתיות לבין ההישגים הלימודיים של מתבגרים צעירים, ומבקש לבדוק האם תקשורת בין הורה למתבגר ומגדר ממתנים את הקשר הזה.</w:t>
+        <w:t>המחקר בוחן כיצד מתבגרים עם לקויות (לקות למידה, הפרעת קשב ולקויות חושיות) חווים ומתארים פגיעות והטרדות ברשת, ומבקש לזהות את היקף ההיפגעות, את אופייה ואת דרכי ההתמודדות עמה.</w:t>
       </w:r>
     </w:p>
     <w:p>
@@ -865,7 +850,7 @@
           <w:szCs w:val="24"/>
           <w:rtl w:val="1"/>
         </w:rPr>
-        <w:t>האם תדירות השימוש בפלטפורמות החברתיות קשורה להישגים הלימודיים, ומהו תפקידם הממתן של התקשורת ההורית ושל המגדר בקשר זה?</w:t>
+        <w:t>מהו היקף ההיפגעות מהטרדות ברשת בקרב תלמידים עם לקויות, וכיצד הם מתארים את חוויית הפגיעה ואת דרכי ההתמודדות שלהם עמה?</w:t>
       </w:r>
     </w:p>
     <w:p>
@@ -893,7 +878,7 @@
           <w:szCs w:val="24"/>
           <w:rtl w:val="1"/>
         </w:rPr>
-        <w:t>מחקר כמותי מבוסס שאלוני דיווח עצמי בקרב 1,459 מתבגרים צעירים בארצות הברית. נמדדו תדירות השימוש בארבע פלטפורמות (פייסבוק, טוויטר, אינסטגרם וסנאפצ'ט), ההישגים הלימודיים, ורמת התקשורת בין ההורה למתבגר. הנתונים נותחו בניתוחי מיתון.</w:t>
+        <w:t>מחקר איכותני מבוסס ניתוח שיח. השתתפו בו 181 תלמידים בגילי 14 עד 16 (78 עם לקות למידה, 77 עם הפרעת קשב ו-26 עם לקות ראייה או שמיעה), אשר תיארו בכתב הטרדות שחוו ברשת או שהיו עדים להן כלפי אחרים.</w:t>
       </w:r>
     </w:p>
     <w:p>
@@ -921,7 +906,7 @@
           <w:szCs w:val="24"/>
           <w:rtl w:val="1"/>
         </w:rPr>
-        <w:t>ככל שתדירות השימוש בכל אחת מהפלטפורמות עלתה, ההישגים הלימודיים ירדו. תקשורת בין אם למתבגר מיתנה את הקשר עבור פייסבוק ואינסטגרם, ומגדר מיתן את הקשר עבור טוויטר וסנאפצ'ט.</w:t>
+        <w:t>בין 42 ל-44 אחוזים מהתלמידים דיווחו שחוו הצקות והטרדות ברשת. מניתוח התיאורים עלו תמות מרכזיות הנוגעות לאופי הפגיעה, למשך הפגיעה ולחשיפת ההתנסות האישית, וכן לדרכי ההתמודדות המגוונות של התלמידים.</w:t>
       </w:r>
     </w:p>
     <w:p>
@@ -949,7 +934,7 @@
           <w:szCs w:val="24"/>
           <w:rtl w:val="1"/>
         </w:rPr>
-        <w:t>ההשפעה של הרשתות החברתיות על הלימודים תלויה בהקשר החברתי של המתבגר. תקשורת הורית תומכת עשויה לרכך את ההשפעה השלילית של השימוש על ההישגים.</w:t>
+        <w:t>הפגיעה ברשת נחווית כחודרנית ומתמשכת, ותלמידים עם לקויות חשופים לה במידה ניכרת. הממצאים מדגישים את הצורך במענה חינוכי מותאם שייתן קול לחוויית המתבגרים עצמם.</w:t>
       </w:r>
     </w:p>
     <w:p>
@@ -977,7 +962,7 @@
           <w:szCs w:val="24"/>
           <w:rtl w:val="1"/>
         </w:rPr>
-        <w:t>המדגם הגדול מחזק את תוקף הממצאים ואת יכולת ההכללה שלהם. עם זאת, ההסתמכות על דיווח עצמי עלולה להטות את התוצאות, והמחקר נערך בארצות הברית בלבד, כך שראוי לבחון את הממצאים גם בהקשרים תרבותיים אחרים.</w:t>
+        <w:t>המחקר מעמיק בקולם של המתבגרים דרך תיאוריהם האישיים ומאיר את חוויית הפגיעה מבפנים. עם זאת, אופיו האיכותני וההסתמכות על דיווח עצמי מגבילים את יכולת ההכללה הכמותית לכלל אוכלוסיית המתבגרים.</w:t>
       </w:r>
     </w:p>
     <w:sectPr>

--- a/עבודה_מסכמת_רשתות_חברתיות.docx
+++ b/עבודה_מסכמת_רשתות_חברתיות.docx
@@ -581,7 +581,7 @@
           <w:szCs w:val="24"/>
           <w:rtl w:val="1"/>
         </w:rPr>
-        <w:t>הרשתות החברתיות מציעות למתבגרים מרחב לקשרים חברתיים, אך אותו מרחב חושף אותם גם להטרדות ולפגיעות מקוונות. בניגוד לבריונות המסורתית, הפגיעה ברשת אינה מוגבלת בזמן ובמקום ועלולה להימשך מסביב לשעון ולהגיע לקהל רחב. מחקר ישראלי שבחן 181 מתבגרים בגילי 14 עד 16 מצא שבין 42 ל-44 אחוזים מהם חוו הצקות והטרדות ברשת, נתון שממחיש עד כמה התופעה שכיחה בחיי היומיום שלהם (היימן ואולניק-שמש, 2015).</w:t>
+        <w:t>תחילה נגדיר את המושגים. רשתות חברתיות הן פלטפורמות מקוונות המאפשרות למשתמשים ליצור פרופיל, לשתף תכנים ולתקשר זה עם זה. הטרדה ברשת, המכונה גם בריונות מקוונת, היא פגיעה חוזרת ומכוונת באמצעים דיגיטליים. בניגוד לבריונות המסורתית, היא חוצה את גבולות הזמן והמקום, מגיעה לקהל רחב ולעיתים נעשית באנונימיות. תופעה זו שכיחה: מחקר ישראלי שבחן 181 מתבגרים בגילי 14 עד 16 מצא שבין 42 ל-44 אחוזים מהם חוו הצקות והטרדות ברשת (היימן ואולניק-שמש, 2015).</w:t>
       </w:r>
     </w:p>
     <w:p>
@@ -598,7 +598,7 @@
           <w:szCs w:val="24"/>
           <w:rtl w:val="1"/>
         </w:rPr>
-        <w:t>מעבר להיקף התופעה עולה שאלת השלכותיה. מחקר שבחן מעורבות וקרבנוּת ברשת בקרב תלמידים עם הפרעת קשב וללא ההפרעה מצא שתלמידים עם הפרעת קשב מעורבים יותר בפגיעות מקוונות, ושהיפגעות ברשת קשורה בבדידות גבוהה יותר, במסוגלות עצמית חברתית נמוכה יותר ובתחושת תמיכה חברתית פחותה. הפגיעה ברשת אינה עומדת בפני עצמה אלא שזורה במארג החברתי-רגשי של המתבגר (היימן, אולניק-שמש ועדן, 2014).</w:t>
+        <w:t>מבחינה תיאורטית נהוג לבחון את התופעה מתוך גישה חברתית-אקולוגית, הרואה את התנהגות המתבגר כתוצר של יחסי הגומלין בינו לבין סביבותיו החברתיות. ברוח זו, מחקר שבחן מעורבות וקרבנוּת ברשת בקרב תלמידים עם הפרעת קשב וללא ההפרעה מצא שתלמידים עם הפרעת קשב מעורבים יותר בפגיעות מקוונות, ושהיפגעות ברשת קשורה בבדידות גבוהה יותר, במסוגלות עצמית חברתית נמוכה יותר ובתחושת תמיכה חברתית פחותה. הפגיעה ברשת אינה עומדת בפני עצמה אלא שזורה במארג החברתי-רגשי של המתבגר (היימן, אולניק-שמש ועדן, 2014).</w:t>
       </w:r>
     </w:p>
     <w:p>

--- a/עבודה_מסכמת_רשתות_חברתיות.docx
+++ b/עבודה_מסכמת_רשתות_חברתיות.docx
@@ -598,7 +598,7 @@
           <w:szCs w:val="24"/>
           <w:rtl w:val="1"/>
         </w:rPr>
-        <w:t>מבחינה תיאורטית נהוג לבחון את התופעה מתוך גישה חברתית-אקולוגית, הרואה את התנהגות המתבגר כתוצר של יחסי הגומלין בינו לבין סביבותיו החברתיות. ברוח זו, מחקר שבחן מעורבות וקרבנוּת ברשת בקרב תלמידים עם הפרעת קשב וללא ההפרעה מצא שתלמידים עם הפרעת קשב מעורבים יותר בפגיעות מקוונות, ושהיפגעות ברשת קשורה בבדידות גבוהה יותר, במסוגלות עצמית חברתית נמוכה יותר ובתחושת תמיכה חברתית פחותה. הפגיעה ברשת אינה עומדת בפני עצמה אלא שזורה במארג החברתי-רגשי של המתבגר (היימן, אולניק-שמש ועדן, 2014).</w:t>
+        <w:t>מבחינה תיאורטית נהוג לבחון את התופעה מתוך גישה חברתית-אקולוגית, הרואה את התנהגות המתבגר כתוצר של יחסי הגומלין בינו לבין סביבותיו החברתיות. ברוח זו, מחקר שהשתתפו בו 140 מתבגרים עם הפרעת קשב ו-332 תלמידים ללא לקות מצא שתלמידים עם הפרעת קשב מעורבים יותר בבריונות ברשת, כקרבנות, כפוגעים וכעדים כאחד. יתרה מזאת, אלה מהם שנחשפו כעדים לבריונות דיווחו על בדידות חברתית ורגשית גבוהה יותר ועל מסוגלות עצמית חברתית נמוכה יותר מתלמידים ללא לקות. הפגיעה ברשת אינה עומדת בפני עצמה אלא שזורה במארג החברתי-רגשי של המתבגר (היימן, אולניק-שמש ועדן, 2014).</w:t>
       </w:r>
     </w:p>
     <w:p>
@@ -766,7 +766,7 @@
           <w:szCs w:val="22"/>
           <w:rtl w:val="1"/>
         </w:rPr>
-        <w:t>(סיכום המאמר של היימן ואולניק-שמש, 2015, על פי מודל סיכום המאמר שנלמד בקורס)</w:t>
+        <w:t>(סיכום המאמר של היימן, אולניק-שמש ועדן, 2014, על פי מודל סיכום המאמר שנלמד בקורס)</w:t>
       </w:r>
     </w:p>
     <w:p>
@@ -794,7 +794,7 @@
           <w:szCs w:val="24"/>
           <w:rtl w:val="1"/>
         </w:rPr>
-        <w:t>היימן, ט', ואולניק-שמש, ד' (2015). הקול ברשת או הכול ברשת? פגיעות ועדות להטרדות ברשת של תלמידים עם לקות למידה, הפרעת קשב ולקויות חושיות. עיונים בשפה וחברה, 7(1–2), 88–104.</w:t>
+        <w:t>היימן, ט', אולניק-שמש, ד', ועדן, ס' (2014). מעורבות וקרבנוּת ברשת בקרב תלמידים עם הפרעת קשב והיפראקטיביות וללא הפרעה זו והקשר למסוגלות עצמית חברתית, בדידות ותמיכה חברתית. מפגש לעבודה חינוכית-סוציאלית, 39, 93–112.</w:t>
       </w:r>
     </w:p>
     <w:p>
@@ -822,7 +822,7 @@
           <w:szCs w:val="24"/>
           <w:rtl w:val="1"/>
         </w:rPr>
-        <w:t>המחקר בוחן כיצד מתבגרים עם לקויות (לקות למידה, הפרעת קשב ולקויות חושיות) חווים ומתארים פגיעות והטרדות ברשת, ומבקש לזהות את היקף ההיפגעות, את אופייה ואת דרכי ההתמודדות עמה.</w:t>
+        <w:t>המחקר בוחן את שכיחות המעורבות בבריונות ברשת בקרב מתבגרים עם הפרעת קשב והיפראקטיביות, ואת הקשר בין מעורבות זו לבין מסוגלות עצמית חברתית, תחושת בדידות ותמיכה חברתית.</w:t>
       </w:r>
     </w:p>
     <w:p>
@@ -850,7 +850,7 @@
           <w:szCs w:val="24"/>
           <w:rtl w:val="1"/>
         </w:rPr>
-        <w:t>מהו היקף ההיפגעות מהטרדות ברשת בקרב תלמידים עם לקויות, וכיצד הם מתארים את חוויית הפגיעה ואת דרכי ההתמודדות שלהם עמה?</w:t>
+        <w:t>האם תלמידים עם הפרעת קשב מעורבים בבריונות ברשת יותר מתלמידים ללא לקות, וכיצד מעורבות זו קשורה לתחושת הבדידות ולמסוגלות העצמית החברתית שלהם?</w:t>
       </w:r>
     </w:p>
     <w:p>
@@ -878,7 +878,7 @@
           <w:szCs w:val="24"/>
           <w:rtl w:val="1"/>
         </w:rPr>
-        <w:t>מחקר איכותני מבוסס ניתוח שיח. השתתפו בו 181 תלמידים בגילי 14 עד 16 (78 עם לקות למידה, 77 עם הפרעת קשב ו-26 עם לקות ראייה או שמיעה), אשר תיארו בכתב הטרדות שחוו ברשת או שהיו עדים להן כלפי אחרים.</w:t>
+        <w:t>מחקר כמותי. השתתפו בו 140 מתבגרים עם הפרעת קשב והיפראקטיביות ו-332 תלמידים ללא לקות, הלומדים בכיתות משולבות. כל משתתף מילא ארבעה שאלונים במהלך שיעור בכיתה: מעורבות בבריונות ברשת, מסוגלות עצמית חברתית, בדידות ותמיכה חברתית.</w:t>
       </w:r>
     </w:p>
     <w:p>
@@ -906,7 +906,7 @@
           <w:szCs w:val="24"/>
           <w:rtl w:val="1"/>
         </w:rPr>
-        <w:t>בין 42 ל-44 אחוזים מהתלמידים דיווחו שחוו הצקות והטרדות ברשת. מניתוח התיאורים עלו תמות מרכזיות הנוגעות לאופי הפגיעה, למשך הפגיעה ולחשיפת ההתנסות האישית, וכן לדרכי ההתמודדות המגוונות של התלמידים.</w:t>
+        <w:t>תלמידים עם הפרעת קשב דיווחו על מעורבות גבוהה יותר בבריונות ברשת, הן כקרבנות, הן כפוגעים והן כעדים. מבין תלמידים אלה, מי שהיו עדים לבריונות ברשת דיווחו על תחושות בדידות חברתית ורגשית גבוהות יותר ועל מסוגלות עצמית חברתית נמוכה יותר בהשוואה לתלמידים ללא לקות.</w:t>
       </w:r>
     </w:p>
     <w:p>
@@ -934,7 +934,7 @@
           <w:szCs w:val="24"/>
           <w:rtl w:val="1"/>
         </w:rPr>
-        <w:t>הפגיעה ברשת נחווית כחודרנית ומתמשכת, ותלמידים עם לקויות חשופים לה במידה ניכרת. הממצאים מדגישים את הצורך במענה חינוכי מותאם שייתן קול לחוויית המתבגרים עצמם.</w:t>
+        <w:t>מתבגרים עם הפרעת קשב נמצאים בסיכון מוגבר למעורבות בבריונות ברשת ולהשלכותיה החברתיות-רגשיות. יש צורך במחקר נוסף על תרומתם של מאפיינים אישיים וסביבתיים להתמודדות יעילה עם התופעה.</w:t>
       </w:r>
     </w:p>
     <w:p>
@@ -962,7 +962,7 @@
           <w:szCs w:val="24"/>
           <w:rtl w:val="1"/>
         </w:rPr>
-        <w:t>המחקר מעמיק בקולם של המתבגרים דרך תיאוריהם האישיים ומאיר את חוויית הפגיעה מבפנים. עם זאת, אופיו האיכותני וההסתמכות על דיווח עצמי מגבילים את יכולת ההכללה הכמותית לכלל אוכלוסיית המתבגרים.</w:t>
+        <w:t>המחקר מאיר אוכלוסייה ייחודית ובסיכון ומדגיש את הצורך במענה חינוכי מותאם. עם זאת, הסתמכותו על שאלוני דיווח עצמי מגבילה את מהימנות המדידה ואת יכולת ההכללה.</w:t>
       </w:r>
     </w:p>
     <w:sectPr>

--- a/עבודה_מסכמת_רשתות_חברתיות.docx
+++ b/עבודה_מסכמת_רשתות_חברתיות.docx
@@ -182,7 +182,7 @@
           <w:rtl w:val="1"/>
           <w:bCs/>
         </w:rPr>
-        <w:t>היפגעות מהטרדות ברשתות החברתיות בקרב מתבגרים</w:t>
+        <w:t>שיימינג והטרדה ברשתות החברתיות בקרב ילדים ומתבגרים</w:t>
       </w:r>
     </w:p>
     <w:p>
@@ -199,7 +199,7 @@
           <w:szCs w:val="26"/>
           <w:rtl w:val="1"/>
         </w:rPr>
-        <w:t>מהו היקף ההיפגעות מהטרדות ברשתות החברתיות בקרב מתבגרים, וכיצד היא קשורה לבדידות, למסוגלות החברתית ולתמיכה החברתית?</w:t>
+        <w:t>מהו היקף השיימינג וההטרדה ברשתות החברתיות בקרב ילדים ומתבגרים, וכיצד הם קשורים לבדידות ולמסוגלות החברתית?</w:t>
       </w:r>
     </w:p>
     <w:p>
@@ -389,7 +389,7 @@
     <w:p>
       <w:pPr>
         <w:bidi/>
-        <w:spacing w:line="360" w:lineRule="auto" w:after="200" w:before="120"/>
+        <w:spacing w:line="360" w:lineRule="auto" w:after="200" w:before="160"/>
         <w:jc w:val="right"/>
       </w:pPr>
       <w:r>
@@ -517,7 +517,7 @@
     <w:p>
       <w:pPr>
         <w:bidi/>
-        <w:spacing w:line="360" w:lineRule="auto" w:after="120" w:before="120"/>
+        <w:spacing w:line="360" w:lineRule="auto" w:after="120" w:before="160"/>
         <w:jc w:val="right"/>
       </w:pPr>
       <w:r>
@@ -546,13 +546,13 @@
           <w:szCs w:val="24"/>
           <w:rtl w:val="1"/>
         </w:rPr>
-        <w:t>הרשתות החברתיות הפכו לזירה מרכזית שבה מתבגרים מנהלים חלק ניכר מחייהם החברתיים. לצד ההזדמנויות שהן פותחות, הן חושפות את המשתמשים בהן לפגיעות ולהטרדות בהיקף שלא היה אפשרי בעבר. הטרדה ברשת אינה נעצרת בשערי בית הספר, היא מלווה את המתבגר גם הביתה ואל תוך חדרו. עבודה זו בוחנת את השאלה מהו היקף ההיפגעות מהטרדות ברשתות החברתיות בקרב מתבגרים, וכיצד היא קשורה לבדידות, למסוגלות החברתית ולתמיכה החברתית. הסקירה מתבססת על שלושה מחקרים אמפיריים, ונעה מן התופעה הכללית אל אוכלוסיות בסיכון ואל הגורמים החברתיים-רגשיים הקשורים בה.</w:t>
+        <w:t>הרשתות החברתיות הפכו לזירה מרכזית שבה ילדים ומתבגרים מנהלים חלק ניכר מחייהם החברתיים, ואצל רבים מהם קבוצת הווטסאפ הכיתתית היא לב העניין. לצד ההזדמנויות שהיא פותחת, היא גם חושפת אותם לשיימינג ולהטרדות שאינם נעצרים בשערי בית הספר אלא מלווים אותם הביתה ואל תוך החדר. עבודה זו בוחנת את השאלה מהו היקף השיימינג וההטרדה ברשתות החברתיות בקרב ילדים ומתבגרים, וכיצד הם קשורים לתחושת הבדידות ולמסוגלות החברתית. הסקירה מתבססת על שלושה מחקרים אמפיריים, ונעה מן התמונה הכללית של התופעה אל אוכלוסיות בסיכון ואל ההשלכות החברתיות-רגשיות שלה.</w:t>
       </w:r>
     </w:p>
     <w:p>
       <w:pPr>
         <w:bidi/>
-        <w:spacing w:line="360" w:lineRule="auto" w:after="120" w:before="120"/>
+        <w:spacing w:line="360" w:lineRule="auto" w:after="120" w:before="160"/>
         <w:jc w:val="right"/>
       </w:pPr>
       <w:r>
@@ -581,7 +581,7 @@
           <w:szCs w:val="24"/>
           <w:rtl w:val="1"/>
         </w:rPr>
-        <w:t>תחילה נגדיר את המושגים. רשתות חברתיות הן פלטפורמות מקוונות המאפשרות למשתמשים ליצור פרופיל, לשתף תכנים ולתקשר זה עם זה. הטרדה ברשת, המכונה גם בריונות מקוונת, היא פגיעה חוזרת ומכוונת באמצעים דיגיטליים. בניגוד לבריונות המסורתית, היא חוצה את גבולות הזמן והמקום, מגיעה לקהל רחב ולעיתים נעשית באנונימיות. תופעה זו שכיחה: מחקר ישראלי שבחן 181 מתבגרים בגילי 14 עד 16 מצא שבין 42 ל-44 אחוזים מהם חוו הצקות והטרדות ברשת (היימן ואולניק-שמש, 2015).</w:t>
+        <w:t>נתחיל בהגדרות. רשתות חברתיות הן פלטפורמות מקוונות המאפשרות למשתמשים ליצור פרופיל, לשתף תכנים ולתקשר זה עם זה. שיימינג, או ביוש, הוא פעילות תוקפנית ומכוונת שמטרתה לפגוע באדם אחר באמצעים דיגיטליים. אצל ילדים ובני נוער בישראל הזירה המרכזית לכך היא קבוצת הווטסאפ הכיתתית. מחקר חלוץ שהשתתפו בו 1,111 תלמידים מכיתות ד' עד י"ב מצא שלרוב המכריע יש קבוצת ווטסאפ כיתתית וחשוב להם להשתייך אליה, ובה בעת רובם חווים בה שיימינג, כקרבנות או כעדים, ומחציתם חווים יותר מסוג פגיעה אחד בו-זמנית (איזנקוט, 2017).</w:t>
       </w:r>
     </w:p>
     <w:p>
@@ -598,7 +598,7 @@
           <w:szCs w:val="24"/>
           <w:rtl w:val="1"/>
         </w:rPr>
-        <w:t>מבחינה תיאורטית נהוג לבחון את התופעה מתוך גישה חברתית-אקולוגית, הרואה את התנהגות המתבגר כתוצר של יחסי הגומלין בינו לבין סביבותיו החברתיות. ברוח זו, מחקר שהשתתפו בו 140 מתבגרים עם הפרעת קשב ו-332 תלמידים ללא לקות מצא שתלמידים עם הפרעת קשב מעורבים יותר בבריונות ברשת, כקרבנות, כפוגעים וכעדים כאחד. יתרה מזאת, אלה מהם שנחשפו כעדים לבריונות דיווחו על בדידות חברתית ורגשית גבוהה יותר ועל מסוגלות עצמית חברתית נמוכה יותר מתלמידים ללא לקות. הפגיעה ברשת אינה עומדת בפני עצמה אלא שזורה במארג החברתי-רגשי של המתבגר (היימן, אולניק-שמש ועדן, 2014).</w:t>
+        <w:t>מבחינה תיאורטית נהוג לבחון את התופעה מתוך גישה חברתית-אקולוגית, הרואה את התנהגות המתבגר כתוצר של יחסי הגומלין בינו לבין סביבותיו. מכאן עולה השאלה מי נפגע יותר. מחקר שהשתתפו בו 482 מתבגרים, מהם 140 עם הפרעת קשב והיפראקטיביות, מצא שתלמידים עם הפרעת קשב מעורבים יותר בבריונות ברשת, כקרבנות, כפוגעים וכעדים. אלה מהם שנחשפו כעדים לבריונות דיווחו על בדידות חברתית ורגשית גבוהה יותר ועל מסוגלות עצמית חברתית נמוכה יותר מתלמידים ללא לקות (היימן, אולניק-שמש ועדן, 2014).</w:t>
       </w:r>
     </w:p>
     <w:p>
@@ -621,7 +621,7 @@
     <w:p>
       <w:pPr>
         <w:bidi/>
-        <w:spacing w:line="360" w:lineRule="auto" w:after="120" w:before="120"/>
+        <w:spacing w:line="360" w:lineRule="auto" w:after="120" w:before="160"/>
         <w:jc w:val="right"/>
       </w:pPr>
       <w:r>
@@ -650,7 +650,7 @@
           <w:szCs w:val="24"/>
           <w:rtl w:val="1"/>
         </w:rPr>
-        <w:t>שלושת המחקרים מציירים יחד תמונה שבה הרשתות החברתיות אינן גורם ניטרלי. הן זירה שבה מתבגרים נחשפים להטרדות בהיקף ניכר, ובמיוחד אוכלוסיות בסיכון כמו תלמידים עם לקויות. ההיפגעות אינה מסתכמת ברגע הפגיעה, אלא קשורה בבדידות, במסוגלות חברתית נמוכה ובתמיכה מועטה, ואלה בתורם נקשרים גם לתפקוד הלימודי ולרווחה הנפשית (היימן, אולניק-שמש ועדן, 2014; Aslan &amp; Polat, 2024). מכאן שהמענה החינוכי אינו יכול להסתפק בחסימה טכנית או באיסור. עליו לחזק את המשאבים החברתיים-רגשיים של המתבגר, לזהות מוקדם אוכלוסיות פגיעות, ולפתח מיומנויות התמודדות עם פגיעה ברשת. מחקרים עתידיים ראוי שיבחנו את הקשרים האלה גם בקרב כלל המתבגרים ולאורך זמן, כדי לבסס המלצות מעשיות למורים ולהורים (היימן ואולניק-שמש, 2015).</w:t>
+        <w:t>שלושת המחקרים מציירים יחד תמונה שבה הרשתות החברתיות אינן גורם ניטרלי. הן זירה שבה ילדים ומתבגרים חווים שיימינג והטרדה בהיקף רחב, כבר מגיל צעיר ובתוך הקבוצה הכיתתית עצמה (איזנקוט, 2017). ההיפגעות אינה מסתכמת ברגע הפגיעה, אלא קשורה בבדידות ובמסוגלות חברתית נמוכה, ואוכלוסיות מסוימות כמו תלמידים עם הפרעת קשב חשופות לה יותר (היימן, אולניק-שמש ועדן, 2014). כשמוסיפים לכך את ההשלכות של שימוש מופרז על הרווחה הנפשית ועל התפקוד הלימודי, מתחדדת המסקנה החינוכית. המענה אינו יכול להסתפק בחסימה טכנית או באיסור, אלא צריך לחזק את המשאבים החברתיים-רגשיים של הלומד, לזהות מוקדם אוכלוסיות פגיעות ולערב את ההורים ואת צוות בית הספר (Aslan &amp; Polat, 2024).</w:t>
       </w:r>
     </w:p>
     <w:p>
@@ -661,7 +661,7 @@
     <w:p>
       <w:pPr>
         <w:bidi/>
-        <w:spacing w:line="360" w:lineRule="auto" w:after="200" w:before="120"/>
+        <w:spacing w:line="360" w:lineRule="auto" w:after="200" w:before="160"/>
         <w:jc w:val="right"/>
       </w:pPr>
       <w:r>
@@ -691,7 +691,7 @@
           <w:szCs w:val="24"/>
           <w:rtl w:val="1"/>
         </w:rPr>
-        <w:t>היימן, ט', אולניק-שמש, ד', ועדן, ס' (2014). מעורבות וקרבנוּת ברשת בקרב תלמידים עם הפרעת קשב והיפראקטיביות וללא הפרעה זו והקשר למסוגלות עצמית חברתית, בדידות ותמיכה חברתית. מפגש לעבודה חינוכית-סוציאלית, 39, 93–112.</w:t>
+        <w:t>איזנקוט, ד' (2017). שיימינג בווטסאפ בקרב ילדים ובני נוער בישראל: מחקר חלוץ. הייעוץ החינוכי, כ, 357–383.</w:t>
       </w:r>
     </w:p>
     <w:p>
@@ -709,7 +709,7 @@
           <w:szCs w:val="24"/>
           <w:rtl w:val="1"/>
         </w:rPr>
-        <w:t>היימן, ט', ואולניק-שמש, ד' (2015). הקול ברשת או הכול ברשת? פגיעות ועדות להטרדות ברשת של תלמידים עם לקות למידה, הפרעת קשב ולקויות חושיות. עיונים בשפה וחברה, 7(1–2), 88–104.</w:t>
+        <w:t>היימן, ט', אולניק-שמש, ד', ועדן, ס' (2014). מעורבות וקרבנוּת ברשת בקרב תלמידים עם הפרעת קשב והיפראקטיביות וללא הפרעה זו והקשר למסוגלות עצמית חברתית, בדידות ותמיכה חברתית. מפגש לעבודה חינוכית-סוציאלית, 39, 93–112.</w:t>
       </w:r>
     </w:p>
     <w:p>
@@ -737,7 +737,7 @@
     <w:p>
       <w:pPr>
         <w:bidi/>
-        <w:spacing w:line="360" w:lineRule="auto" w:after="160" w:before="120"/>
+        <w:spacing w:line="360" w:lineRule="auto" w:after="120" w:before="160"/>
         <w:jc w:val="right"/>
       </w:pPr>
       <w:r>
@@ -766,13 +766,137 @@
           <w:szCs w:val="22"/>
           <w:rtl w:val="1"/>
         </w:rPr>
-        <w:t>(סיכום המאמר של היימן, אולניק-שמש ועדן, 2014, על פי מודל סיכום המאמר שנלמד בקורס)</w:t>
+        <w:t>היימן, ט', אולניק-שמש, ד', ועדן, ס' (2014). מעורבות וקרבנוּת ברשת בקרב תלמידים עם הפרעת קשב והיפראקטיביות וללא הפרעה זו והקשר למסוגלות עצמית חברתית, בדידות ותמיכה חברתית. מפגש לעבודה חינוכית-סוציאלית, 39, 93–112.</w:t>
       </w:r>
     </w:p>
     <w:p>
       <w:pPr>
         <w:bidi/>
-        <w:spacing w:line="360" w:lineRule="auto" w:after="160"/>
+        <w:spacing w:line="360" w:lineRule="auto" w:after="80" w:before="80"/>
+        <w:jc w:val="right"/>
+      </w:pPr>
+      <w:r>
+        <w:rPr>
+          <w:rFonts w:ascii="David" w:hAnsi="David" w:cs="David"/>
+          <w:b/>
+          <w:sz w:val="24"/>
+          <w:szCs w:val="24"/>
+          <w:rtl w:val="1"/>
+          <w:bCs/>
+        </w:rPr>
+        <w:t>שאלת המחקר</w:t>
+      </w:r>
+    </w:p>
+    <w:p>
+      <w:pPr>
+        <w:bidi/>
+        <w:spacing w:line="360" w:lineRule="auto" w:after="200" w:before="0"/>
+        <w:jc w:val="both"/>
+      </w:pPr>
+      <w:r>
+        <w:rPr>
+          <w:rFonts w:ascii="David" w:hAnsi="David" w:cs="David"/>
+          <w:b w:val="0"/>
+          <w:sz w:val="24"/>
+          <w:szCs w:val="24"/>
+          <w:rtl w:val="1"/>
+        </w:rPr>
+        <w:t>האם תלמידים עם הפרעת קשב והיפראקטיביות מעורבים בבריונות ברשת יותר מתלמידים ללא לקות, ומהו הקשר בין מעורבות זו לבין המסוגלות העצמית החברתית, תחושת הבדידות והתמיכה החברתית שלהם?</w:t>
+      </w:r>
+    </w:p>
+    <w:p>
+      <w:pPr>
+        <w:bidi/>
+        <w:spacing w:line="360" w:lineRule="auto" w:after="80" w:before="80"/>
+        <w:jc w:val="right"/>
+      </w:pPr>
+      <w:r>
+        <w:rPr>
+          <w:rFonts w:ascii="David" w:hAnsi="David" w:cs="David"/>
+          <w:b/>
+          <w:sz w:val="24"/>
+          <w:szCs w:val="24"/>
+          <w:rtl w:val="1"/>
+          <w:bCs/>
+        </w:rPr>
+        <w:t>סקירת הספרות</w:t>
+      </w:r>
+    </w:p>
+    <w:p>
+      <w:pPr>
+        <w:bidi/>
+        <w:spacing w:line="360" w:lineRule="auto" w:after="200" w:before="0"/>
+        <w:jc w:val="both"/>
+      </w:pPr>
+      <w:r>
+        <w:rPr>
+          <w:rFonts w:ascii="David" w:hAnsi="David" w:cs="David"/>
+          <w:b w:val="0"/>
+          <w:sz w:val="24"/>
+          <w:szCs w:val="24"/>
+          <w:rtl w:val="1"/>
+        </w:rPr>
+        <w:t>סקירת הספרות במאמר עוסקת בהגדרת בריונות ברשת ובמאפייניה הייחודיים, בשכיחות התופעה בקרב מתבגרים, ובקשריה עם מסוגלות עצמית חברתית, תחושת בדידות ותמיכה חברתית. כן נדונה הפגיעוּת המוגברת של תלמידים עם הפרעת קשב והיפראקטיביות.</w:t>
+      </w:r>
+    </w:p>
+    <w:p>
+      <w:pPr>
+        <w:bidi/>
+        <w:spacing w:line="360" w:lineRule="auto" w:after="80" w:before="80"/>
+        <w:jc w:val="right"/>
+      </w:pPr>
+      <w:r>
+        <w:rPr>
+          <w:rFonts w:ascii="David" w:hAnsi="David" w:cs="David"/>
+          <w:b/>
+          <w:sz w:val="24"/>
+          <w:szCs w:val="24"/>
+          <w:rtl w:val="1"/>
+          <w:bCs/>
+        </w:rPr>
+        <w:t>השערות המחקר</w:t>
+      </w:r>
+    </w:p>
+    <w:p>
+      <w:pPr>
+        <w:bidi/>
+        <w:spacing w:line="360" w:lineRule="auto" w:after="200" w:before="0"/>
+        <w:jc w:val="both"/>
+      </w:pPr>
+      <w:r>
+        <w:rPr>
+          <w:rFonts w:ascii="David" w:hAnsi="David" w:cs="David"/>
+          <w:b w:val="0"/>
+          <w:sz w:val="24"/>
+          <w:szCs w:val="24"/>
+          <w:rtl w:val="1"/>
+        </w:rPr>
+        <w:t>(1) תלמידים עם הפרעת קשב יהיו מעורבים יותר בהתנסויות ברשת, כקרבנות וכפוגעים, מתלמידים ללא לקות. (2) יימצא קשר בין מעורבות בבריונות ברשת לבין מסוגלות עצמית חברתית נמוכה, בדידות רבה ותמיכה חברתית מועטה. (3) תלמידים עם הפרעת קשב ידווחו על מסוגלות עצמית חברתית נמוכה יותר, בדידות גבוהה יותר ותמיכה חברתית מועטה יותר מתלמידים ללא לקות.</w:t>
+      </w:r>
+    </w:p>
+    <w:p>
+      <w:pPr>
+        <w:bidi/>
+        <w:spacing w:line="360" w:lineRule="auto" w:after="80" w:before="80"/>
+        <w:jc w:val="right"/>
+      </w:pPr>
+      <w:r>
+        <w:rPr>
+          <w:rFonts w:ascii="David" w:hAnsi="David" w:cs="David"/>
+          <w:b/>
+          <w:sz w:val="24"/>
+          <w:szCs w:val="24"/>
+          <w:rtl w:val="1"/>
+          <w:bCs/>
+        </w:rPr>
+        <w:t>שיטת המחקר</w:t>
+      </w:r>
+    </w:p>
+    <w:p>
+      <w:pPr>
+        <w:bidi/>
+        <w:spacing w:line="360" w:lineRule="auto" w:after="120"/>
+        <w:ind w:right="360"/>
         <w:jc w:val="both"/>
       </w:pPr>
       <w:r>
@@ -784,7 +908,7 @@
           <w:rtl w:val="1"/>
           <w:bCs/>
         </w:rPr>
-        <w:t xml:space="preserve">פרטי המאמר: </w:t>
+        <w:t xml:space="preserve">הנבדקים: </w:t>
       </w:r>
       <w:r>
         <w:rPr>
@@ -794,13 +918,14 @@
           <w:szCs w:val="24"/>
           <w:rtl w:val="1"/>
         </w:rPr>
-        <w:t>היימן, ט', אולניק-שמש, ד', ועדן, ס' (2014). מעורבות וקרבנוּת ברשת בקרב תלמידים עם הפרעת קשב והיפראקטיביות וללא הפרעה זו והקשר למסוגלות עצמית חברתית, בדידות ותמיכה חברתית. מפגש לעבודה חינוכית-סוציאלית, 39, 93–112.</w:t>
+        <w:t>482 תלמידים משלוש חטיבות ביניים ושני בתי ספר תיכוניים, שנבחרו באופן אקראי: 140 תלמידים עם הפרעת קשב והיפראקטיביות ו-342 תלמידים ללא לקות, בכיתות ז' עד י' (גיל ממוצע 14.38).</w:t>
       </w:r>
     </w:p>
     <w:p>
       <w:pPr>
         <w:bidi/>
-        <w:spacing w:line="360" w:lineRule="auto" w:after="160"/>
+        <w:spacing w:line="360" w:lineRule="auto" w:after="120"/>
+        <w:ind w:right="360"/>
         <w:jc w:val="both"/>
       </w:pPr>
       <w:r>
@@ -812,7 +937,7 @@
           <w:rtl w:val="1"/>
           <w:bCs/>
         </w:rPr>
-        <w:t xml:space="preserve">נושא ומטרת המחקר: </w:t>
+        <w:t xml:space="preserve">כלי המחקר: </w:t>
       </w:r>
       <w:r>
         <w:rPr>
@@ -822,13 +947,14 @@
           <w:szCs w:val="24"/>
           <w:rtl w:val="1"/>
         </w:rPr>
-        <w:t>המחקר בוחן את שכיחות המעורבות בבריונות ברשת בקרב מתבגרים עם הפרעת קשב והיפראקטיביות, ואת הקשר בין מעורבות זו לבין מסוגלות עצמית חברתית, תחושת בדידות ותמיכה חברתית.</w:t>
+        <w:t>ארבעה שאלוני דיווח עצמי: שאלון מעורבות בבריונות ברשת (Smith ועמיתיו, 2008, שתורגם ועובד לעברית), שאלון מסוגלות עצמית לילדים (Muris, 2001) הכולל תת-סולם מסוגלות עצמית חברתית, שאלון תחושת בדידות (חברתית ורגשית), ושאלון תמיכה חברתית נתפסת (Zimet ועמיתיו, 1988).</w:t>
       </w:r>
     </w:p>
     <w:p>
       <w:pPr>
         <w:bidi/>
-        <w:spacing w:line="360" w:lineRule="auto" w:after="160"/>
+        <w:spacing w:line="360" w:lineRule="auto" w:after="120"/>
+        <w:ind w:right="360"/>
         <w:jc w:val="both"/>
       </w:pPr>
       <w:r>
@@ -840,7 +966,7 @@
           <w:rtl w:val="1"/>
           <w:bCs/>
         </w:rPr>
-        <w:t xml:space="preserve">שאלת המחקר: </w:t>
+        <w:t xml:space="preserve">הליך המחקר: </w:t>
       </w:r>
       <w:r>
         <w:rPr>
@@ -850,14 +976,14 @@
           <w:szCs w:val="24"/>
           <w:rtl w:val="1"/>
         </w:rPr>
-        <w:t>האם תלמידים עם הפרעת קשב מעורבים בבריונות ברשת יותר מתלמידים ללא לקות, וכיצד מעורבות זו קשורה לתחושת הבדידות ולמסוגלות העצמית החברתית שלהם?</w:t>
+        <w:t>כל משתתף מילא את ארבעת השאלונים במהלך שיעור בכיתה. ההשתתפות הייתה אנונימית.</w:t>
       </w:r>
     </w:p>
     <w:p>
       <w:pPr>
         <w:bidi/>
-        <w:spacing w:line="360" w:lineRule="auto" w:after="160"/>
-        <w:jc w:val="both"/>
+        <w:spacing w:line="360" w:lineRule="auto" w:after="80" w:before="80"/>
+        <w:jc w:val="right"/>
       </w:pPr>
       <w:r>
         <w:rPr>
@@ -868,8 +994,15 @@
           <w:rtl w:val="1"/>
           <w:bCs/>
         </w:rPr>
-        <w:t xml:space="preserve">שיטת המחקר: </w:t>
+        <w:t>ממצאים</w:t>
       </w:r>
+    </w:p>
+    <w:p>
+      <w:pPr>
+        <w:bidi/>
+        <w:spacing w:line="360" w:lineRule="auto" w:after="200" w:before="0"/>
+        <w:jc w:val="both"/>
+      </w:pPr>
       <w:r>
         <w:rPr>
           <w:rFonts w:ascii="David" w:hAnsi="David" w:cs="David"/>
@@ -878,14 +1011,14 @@
           <w:szCs w:val="24"/>
           <w:rtl w:val="1"/>
         </w:rPr>
-        <w:t>מחקר כמותי. השתתפו בו 140 מתבגרים עם הפרעת קשב והיפראקטיביות ו-332 תלמידים ללא לקות, הלומדים בכיתות משולבות. כל משתתף מילא ארבעה שאלונים במהלך שיעור בכיתה: מעורבות בבריונות ברשת, מסוגלות עצמית חברתית, בדידות ותמיכה חברתית.</w:t>
+        <w:t>תלמידים עם הפרעת קשב דיווחו על מעורבות גבוהה יותר בבריונות ברשת, הן כקרבנות, הן כפוגעים והן כעדים, בהשוואה לתלמידים ללא לקות. ניתוחי שונות רב-משתנית דו-כיווניים העלו שתלמידים עם הפרעת קשב שהיו עדים לבריונות ברשת דיווחו על תחושות בדידות חברתית ורגשית גבוהות יותר ועל מסוגלות עצמית חברתית נמוכה יותר מתלמידים ללא לקות.</w:t>
       </w:r>
     </w:p>
     <w:p>
       <w:pPr>
         <w:bidi/>
-        <w:spacing w:line="360" w:lineRule="auto" w:after="160"/>
-        <w:jc w:val="both"/>
+        <w:spacing w:line="360" w:lineRule="auto" w:after="80" w:before="80"/>
+        <w:jc w:val="right"/>
       </w:pPr>
       <w:r>
         <w:rPr>
@@ -896,8 +1029,15 @@
           <w:rtl w:val="1"/>
           <w:bCs/>
         </w:rPr>
-        <w:t xml:space="preserve">ממצאים עיקריים: </w:t>
+        <w:t>דיון, מסקנות והמלצות</w:t>
       </w:r>
+    </w:p>
+    <w:p>
+      <w:pPr>
+        <w:bidi/>
+        <w:spacing w:line="360" w:lineRule="auto" w:after="200" w:before="0"/>
+        <w:jc w:val="both"/>
+      </w:pPr>
       <w:r>
         <w:rPr>
           <w:rFonts w:ascii="David" w:hAnsi="David" w:cs="David"/>
@@ -906,14 +1046,14 @@
           <w:szCs w:val="24"/>
           <w:rtl w:val="1"/>
         </w:rPr>
-        <w:t>תלמידים עם הפרעת קשב דיווחו על מעורבות גבוהה יותר בבריונות ברשת, הן כקרבנות, הן כפוגעים והן כעדים. מבין תלמידים אלה, מי שהיו עדים לבריונות ברשת דיווחו על תחושות בדידות חברתית ורגשית גבוהות יותר ועל מסוגלות עצמית חברתית נמוכה יותר בהשוואה לתלמידים ללא לקות.</w:t>
+        <w:t>מתבגרים עם הפרעת קשב נמצאים בסיכון מוגבר למעורבות בבריונות ברשת ולהשלכותיה החברתיות-רגשיות. החוקרים ממליצים על מחקרי המשך שיבחנו את תרומתם של מאפיינים אישיים וסביבתיים להתמודדות יעילה, ועל פיתוח תוכניות מניעה והתערבות בבתי הספר, בדגש על אוכלוסיות בסיכון.</w:t>
       </w:r>
     </w:p>
     <w:p>
       <w:pPr>
         <w:bidi/>
-        <w:spacing w:line="360" w:lineRule="auto" w:after="160"/>
-        <w:jc w:val="both"/>
+        <w:spacing w:line="360" w:lineRule="auto" w:after="80" w:before="80"/>
+        <w:jc w:val="right"/>
       </w:pPr>
       <w:r>
         <w:rPr>
@@ -924,8 +1064,15 @@
           <w:rtl w:val="1"/>
           <w:bCs/>
         </w:rPr>
-        <w:t xml:space="preserve">מסקנות: </w:t>
+        <w:t>מגבלות המחקר</w:t>
       </w:r>
+    </w:p>
+    <w:p>
+      <w:pPr>
+        <w:bidi/>
+        <w:spacing w:line="360" w:lineRule="auto" w:after="200" w:before="0"/>
+        <w:jc w:val="both"/>
+      </w:pPr>
       <w:r>
         <w:rPr>
           <w:rFonts w:ascii="David" w:hAnsi="David" w:cs="David"/>
@@ -934,35 +1081,7 @@
           <w:szCs w:val="24"/>
           <w:rtl w:val="1"/>
         </w:rPr>
-        <w:t>מתבגרים עם הפרעת קשב נמצאים בסיכון מוגבר למעורבות בבריונות ברשת ולהשלכותיה החברתיות-רגשיות. יש צורך במחקר נוסף על תרומתם של מאפיינים אישיים וסביבתיים להתמודדות יעילה עם התופעה.</w:t>
-      </w:r>
-    </w:p>
-    <w:p>
-      <w:pPr>
-        <w:bidi/>
-        <w:spacing w:line="360" w:lineRule="auto" w:after="160"/>
-        <w:jc w:val="both"/>
-      </w:pPr>
-      <w:r>
-        <w:rPr>
-          <w:rFonts w:ascii="David" w:hAnsi="David" w:cs="David"/>
-          <w:b/>
-          <w:sz w:val="24"/>
-          <w:szCs w:val="24"/>
-          <w:rtl w:val="1"/>
-          <w:bCs/>
-        </w:rPr>
-        <w:t xml:space="preserve">תרומה ומגבלות: </w:t>
-      </w:r>
-      <w:r>
-        <w:rPr>
-          <w:rFonts w:ascii="David" w:hAnsi="David" w:cs="David"/>
-          <w:b w:val="0"/>
-          <w:sz w:val="24"/>
-          <w:szCs w:val="24"/>
-          <w:rtl w:val="1"/>
-        </w:rPr>
-        <w:t>המחקר מאיר אוכלוסייה ייחודית ובסיכון ומדגיש את הצורך במענה חינוכי מותאם. עם זאת, הסתמכותו על שאלוני דיווח עצמי מגבילה את מהימנות המדידה ואת יכולת ההכללה.</w:t>
+        <w:t>ההסתמכות על שאלוני דיווח עצמי עלולה להטות את הממצאים, והפער המספרי בין הקבוצות והיעדר דגימה מבוקרת של קבוצת ההשוואה מגבילים את יכולת ההכללה.</w:t>
       </w:r>
     </w:p>
     <w:sectPr>

--- a/עבודה_מסכמת_רשתות_חברתיות.docx
+++ b/עבודה_מסכמת_רשתות_חברתיות.docx
@@ -546,7 +546,7 @@
           <w:szCs w:val="24"/>
           <w:rtl w:val="1"/>
         </w:rPr>
-        <w:t>הרשתות החברתיות הפכו לזירה מרכזית שבה ילדים ומתבגרים מנהלים חלק ניכר מחייהם החברתיים, ואצל רבים מהם קבוצת הווטסאפ הכיתתית היא לב העניין. לצד ההזדמנויות שהיא פותחת, היא גם חושפת אותם לשיימינג ולהטרדות שאינם נעצרים בשערי בית הספר אלא מלווים אותם הביתה ואל תוך החדר. עבודה זו בוחנת את השאלה מהו היקף השיימינג וההטרדה ברשתות החברתיות בקרב ילדים ומתבגרים, וכיצד הם קשורים לתחושת הבדידות ולמסוגלות החברתית. הסקירה מתבססת על שלושה מחקרים אמפיריים, ונעה מן התמונה הכללית של התופעה אל אוכלוסיות בסיכון ואל ההשלכות החברתיות-רגשיות שלה.</w:t>
+        <w:t>הרשתות החברתיות הפכו לזירה מרכזית שבה ילדים ומתבגרים מנהלים חלק ניכר מחייהם החברתיים, ואצל רבים מהם קבוצת הווטסאפ הכיתתית היא לב העניין. חלק גדל והולך מהאינטראקציות החברתיות שלהם מתרחש היום במרחב הווירטואלי, לצד המרחב הממשי ולעיתים במקומו. לצד ההזדמנויות שהמרחב הזה פותח, הוא חושף אותם גם לשיימינג ולהטרדות שאינם נעצרים בשערי בית הספר אלא מלווים אותם הביתה ואל תוך החדר, בכל שעה. עבור אנשי חינוך זהו אתגר חדש, משום שהפגיעה מתרחשת הרחק מעיניהם ובכלים שאינם בשליטתם. עבודה זו בוחנת את השאלה מהו היקף השיימינג וההטרדה ברשתות החברתיות בקרב ילדים ומתבגרים, וכיצד הם קשורים לתחושת הבדידות ולמסוגלות החברתית. הסקירה מתבססת על שלושה מחקרים אמפיריים ונעה מן התמונה הכללית של התופעה אל אוכלוסיות בסיכון ואל ההשלכות החברתיות-רגשיות שלה.</w:t>
       </w:r>
     </w:p>
     <w:p>
@@ -581,7 +581,7 @@
           <w:szCs w:val="24"/>
           <w:rtl w:val="1"/>
         </w:rPr>
-        <w:t>נתחיל בהגדרות. רשתות חברתיות הן פלטפורמות מקוונות המאפשרות למשתמשים ליצור פרופיל, לשתף תכנים ולתקשר זה עם זה. שיימינג, או ביוש, הוא פעילות תוקפנית ומכוונת שמטרתה לפגוע באדם אחר באמצעים דיגיטליים. אצל ילדים ובני נוער בישראל הזירה המרכזית לכך היא קבוצת הווטסאפ הכיתתית. מחקר חלוץ שהשתתפו בו 1,111 תלמידים מכיתות ד' עד י"ב מצא שלרוב המכריע יש קבוצת ווטסאפ כיתתית וחשוב להם להשתייך אליה, ובה בעת רובם חווים בה שיימינג, כקרבנות או כעדים, ומחציתם חווים יותר מסוג פגיעה אחד בו-זמנית (איזנקוט, 2017).</w:t>
+        <w:t>נתחיל בהגדרות. רשתות חברתיות הן פלטפורמות מקוונות המאפשרות למשתמשים ליצור פרופיל, לשתף תכנים ולתקשר זה עם זה. שיימינג, או ביוש, הוא פעילות תוקפנית ומכוונת שמטרתה לפגוע באדם אחר באמצעים דיגיטליים. אצל ילדים ובני נוער בישראל הזירה המרכזית לכך היא קבוצת הווטסאפ הכיתתית. מחקר חלוץ שהשתתפו בו 1,111 תלמידים מכיתות ד' עד י"ב מצא שלרוב המכריע יש קבוצת ווטסאפ כיתתית וחשוב להם להשתייך אליה, ובה בעת רובם חווים בה שיימינג, כקרבנות או כעדים. הביטוי הנפוץ ביותר היה עלבונות, ואחריו קללות, הוצאה כפויה מהקבוצה והעלאת תמונות מביכות. עדות לשיימינג נמצאה שכיחה יותר מהיפגעות ישירה, ונמצאו גם הבדלים בביטויי השיימינג לפי גיל המסגרת החינוכית (איזנקוט, 2017).</w:t>
       </w:r>
     </w:p>
     <w:p>
@@ -598,7 +598,7 @@
           <w:szCs w:val="24"/>
           <w:rtl w:val="1"/>
         </w:rPr>
-        <w:t>מבחינה תיאורטית נהוג לבחון את התופעה מתוך גישה חברתית-אקולוגית, הרואה את התנהגות המתבגר כתוצר של יחסי הגומלין בינו לבין סביבותיו. מכאן עולה השאלה מי נפגע יותר. מחקר שהשתתפו בו 482 מתבגרים, מהם 140 עם הפרעת קשב והיפראקטיביות, מצא שתלמידים עם הפרעת קשב מעורבים יותר בבריונות ברשת, כקרבנות, כפוגעים וכעדים. אלה מהם שנחשפו כעדים לבריונות דיווחו על בדידות חברתית ורגשית גבוהה יותר ועל מסוגלות עצמית חברתית נמוכה יותר מתלמידים ללא לקות (היימן, אולניק-שמש ועדן, 2014).</w:t>
+        <w:t>מבחינה תיאורטית נהוג לבחון את התופעה מתוך גישה חברתית-אקולוגית, הרואה את התנהגות המתבגר כתוצר של יחסי הגומלין בינו לבין סביבותיו. בריונות ברשת מוגדרת כהתנהגות תוקפנית ומכוונת, חוזרת ולאורך זמן, נגד מי שמתקשה להגן על עצמו, והיא מתאפיינת לעיתים באנונימיות של הפוגע ובחשיפה לקהל רחב. מכאן עולה השאלה מי נפגע יותר. מחקר שהשתתפו בו 482 מתבגרים, מהם 140 עם הפרעת קשב והיפראקטיביות, מצא שתלמידים עם הפרעת קשב מעורבים יותר בבריונות ברשת, כקרבנות, כפוגעים וכעדים. אלה מהם שנחשפו כעדים לבריונות דיווחו על בדידות חברתית ורגשית גבוהה יותר ועל מסוגלות עצמית חברתית נמוכה יותר מתלמידים ללא לקות (היימן, אולניק-שמש ועדן, 2014).</w:t>
       </w:r>
     </w:p>
     <w:p>
@@ -615,7 +615,7 @@
           <w:szCs w:val="24"/>
           <w:rtl w:val="1"/>
         </w:rPr>
-        <w:t>התמונה מתרחבת כשמביאים בחשבון את עוצמת השימוש עצמו. מחקר שנערך בקרב סטודנטים מצא שהתמכרות לרשתות חברתיות קשורה בעלייה בבדידות ובדיכאון ובירידה במסוגלות הלימודית ובהישגים, בעוד כישורי פתרון בעיות ושביעות רצון מהחיים פועלים בכיוון המגן. הבדידות חוזרת אפוא כחוליה מרכזית, הן כמלווה של פגיעה ברשת והן כתוצאה של שימוש מופרז (Aslan &amp; Polat, 2024).</w:t>
+        <w:t>התמונה מתרחבת כשמביאים בחשבון את עוצמת השימוש עצמו. מחקר שנערך בקרב סטודנטים, על רקע ההשלכות של תקופת הקורונה, מצא שבילוי של יותר משלוש שעות ביום ברשתות עלול להוביל להתמכרות, הקשורה בעלייה בבדידות ובדיכאון ובירידה במסוגלות הלימודית ובהישגים. מנגד, כישורי פתרון בעיות ושביעות רצון מהחיים נמצאו קשורים בהישגים גבוהים יותר. הבדידות חוזרת אפוא כחוליה מרכזית, הן כמלווה של פגיעה ברשת והן כתוצאה של שימוש מופרז (Aslan &amp; Polat, 2024).</w:t>
       </w:r>
     </w:p>
     <w:p>
@@ -650,7 +650,7 @@
           <w:szCs w:val="24"/>
           <w:rtl w:val="1"/>
         </w:rPr>
-        <w:t>שלושת המחקרים מציירים יחד תמונה שבה הרשתות החברתיות אינן גורם ניטרלי. הן זירה שבה ילדים ומתבגרים חווים שיימינג והטרדה בהיקף רחב, כבר מגיל צעיר ובתוך הקבוצה הכיתתית עצמה (איזנקוט, 2017). ההיפגעות אינה מסתכמת ברגע הפגיעה, אלא קשורה בבדידות ובמסוגלות חברתית נמוכה, ואוכלוסיות מסוימות כמו תלמידים עם הפרעת קשב חשופות לה יותר (היימן, אולניק-שמש ועדן, 2014). כשמוסיפים לכך את ההשלכות של שימוש מופרז על הרווחה הנפשית ועל התפקוד הלימודי, מתחדדת המסקנה החינוכית. המענה אינו יכול להסתפק בחסימה טכנית או באיסור, אלא צריך לחזק את המשאבים החברתיים-רגשיים של הלומד, לזהות מוקדם אוכלוסיות פגיעות ולערב את ההורים ואת צוות בית הספר (Aslan &amp; Polat, 2024).</w:t>
+        <w:t>שלושת המחקרים מציירים יחד תמונה שבה הרשתות החברתיות אינן גורם ניטרלי. הן זירה שבה ילדים ומתבגרים חווים שיימינג והטרדה בהיקף רחב, כבר מגיל צעיר ובתוך הקבוצה הכיתתית עצמה (איזנקוט, 2017). ההיפגעות אינה מסתכמת ברגע הפגיעה, אלא קשורה בבדידות ובמסוגלות חברתית נמוכה, ואוכלוסיות מסוימות כמו תלמידים עם הפרעת קשב חשופות לה יותר (היימן, אולניק-שמש ועדן, 2014). כשמוסיפים לכך את ההשלכות של שימוש מופרז על הרווחה הנפשית ועל התפקוד הלימודי, מתחדדת המסקנה החינוכית. המענה אינו יכול להסתפק בחסימה טכנית או באיסור. עליו לחזק את המשאבים החברתיים-רגשיים של הלומד, לזהות מוקדם אוכלוסיות פגיעות ולערב את ההורים ואת צוות בית הספר בבניית אקלים כיתתי בטוח. מעורבות המבוגרים חשובה במיוחד משום שהפגיעה מתרחשת במרחב שהם אינם רואים. מחקרים עתידיים ראוי שיבחנו את הקשרים האלה לאורך זמן ובקרב אוכלוסיות מגוונות, כדי לבסס המלצות מעשיות למורים ולהורים (Aslan &amp; Polat, 2024).</w:t>
       </w:r>
     </w:p>
     <w:p>

--- a/עבודה_מסכמת_רשתות_חברתיות.docx
+++ b/עבודה_מסכמת_רשתות_חברתיות.docx
@@ -2,6 +2,46 @@
 <file path=word/document.xml><?xml version="1.0" encoding="utf-8"?>
 <w:document xmlns:wpc="http://schemas.microsoft.com/office/word/2010/wordprocessingCanvas" xmlns:mo="http://schemas.microsoft.com/office/mac/office/2008/main" xmlns:mc="http://schemas.openxmlformats.org/markup-compatibility/2006" xmlns:mv="urn:schemas-microsoft-com:mac:vml" xmlns:o="urn:schemas-microsoft-com:office:office" xmlns:r="http://schemas.openxmlformats.org/officeDocument/2006/relationships" xmlns:m="http://schemas.openxmlformats.org/officeDocument/2006/math" xmlns:v="urn:schemas-microsoft-com:vml" xmlns:wp14="http://schemas.microsoft.com/office/word/2010/wordprocessingDrawing" xmlns:wp="http://schemas.openxmlformats.org/drawingml/2006/wordprocessingDrawing" xmlns:w10="urn:schemas-microsoft-com:office:word" xmlns:w="http://schemas.openxmlformats.org/wordprocessingml/2006/main" xmlns:w14="http://schemas.microsoft.com/office/word/2010/wordml" xmlns:wpg="http://schemas.microsoft.com/office/word/2010/wordprocessingGroup" xmlns:wpi="http://schemas.microsoft.com/office/word/2010/wordprocessingInk" xmlns:wne="http://schemas.microsoft.com/office/word/2006/wordml" xmlns:wps="http://schemas.microsoft.com/office/word/2010/wordprocessingShape" mc:Ignorable="w14 wp14">
   <w:body>
+    <w:p>
+      <w:pPr>
+        <w:spacing w:after="200"/>
+        <w:jc w:val="center"/>
+      </w:pPr>
+      <w:r>
+        <w:drawing>
+          <wp:inline xmlns:a="http://schemas.openxmlformats.org/drawingml/2006/main" xmlns:pic="http://schemas.openxmlformats.org/drawingml/2006/picture">
+            <wp:extent cx="1512000" cy="1434375"/>
+            <wp:docPr id="1" name="Picture 1"/>
+            <wp:cNvGraphicFramePr>
+              <a:graphicFrameLocks noChangeAspect="1"/>
+            </wp:cNvGraphicFramePr>
+            <a:graphic>
+              <a:graphicData uri="http://schemas.openxmlformats.org/drawingml/2006/picture">
+                <pic:pic>
+                  <pic:nvPicPr>
+                    <pic:cNvPr id="0" name="a9358c19-IMG_7949.jpeg"/>
+                    <pic:cNvPicPr/>
+                  </pic:nvPicPr>
+                  <pic:blipFill>
+                    <a:blip r:embed="rId10"/>
+                    <a:stretch>
+                      <a:fillRect/>
+                    </a:stretch>
+                  </pic:blipFill>
+                  <pic:spPr>
+                    <a:xfrm>
+                      <a:off x="0" y="0"/>
+                      <a:ext cx="1512000" cy="1434375"/>
+                    </a:xfrm>
+                    <a:prstGeom prst="rect"/>
+                  </pic:spPr>
+                </pic:pic>
+              </a:graphicData>
+            </a:graphic>
+          </wp:inline>
+        </w:drawing>
+      </w:r>
+    </w:p>
     <w:p>
       <w:pPr>
         <w:bidi/>

--- a/עבודה_מסכמת_רשתות_חברתיות.docx
+++ b/עבודה_מסכמת_רשתות_חברתיות.docx
@@ -876,7 +876,7 @@
           <w:szCs w:val="24"/>
           <w:rtl w:val="1"/>
         </w:rPr>
-        <w:t>סקירת הספרות במאמר עוסקת בהגדרת בריונות ברשת ובמאפייניה הייחודיים, בשכיחות התופעה בקרב מתבגרים, ובקשריה עם מסוגלות עצמית חברתית, תחושת בדידות ותמיכה חברתית. כן נדונה הפגיעוּת המוגברת של תלמידים עם הפרעת קשב והיפראקטיביות.</w:t>
+        <w:t>סקירת הספרות במאמר פותחת בהגדרת בריונות ברשת כהתנהגות תוקפנית ומכוונת, חוזרת ולאורך זמן, ומתארת את מאפייניה הייחודיים: אנונימיות הפוגע, מהירות ההפצה וקהל צופים רחב. מוצגים נתוני שכיחות ממחקרים בארץ ובעולם, ובהם ממצא שלפיו כ-16.5% מהתלמידים בחטיבות ביניים במרכז הארץ היו קרבנות לבריונות ברשת, לצד שיעורים דומים במחקרים מבלגיה ומארצות הברית. בהמשך נדונים שלושה משתנים חברתיים-רגשיים הקשורים לתופעה: מסוגלות עצמית חברתית, תחושת בדידות ותמיכה חברתית, וכן הפגיעוּת המוגברת של תלמידים עם הפרעת קשב והיפראקטיביות, המתקשים לעיתים בקריאת רמזים חברתיים ובוויסות התנהגותם.</w:t>
       </w:r>
     </w:p>
     <w:p>
@@ -987,7 +987,7 @@
           <w:szCs w:val="24"/>
           <w:rtl w:val="1"/>
         </w:rPr>
-        <w:t>ארבעה שאלוני דיווח עצמי: שאלון מעורבות בבריונות ברשת (Smith ועמיתיו, 2008, שתורגם ועובד לעברית), שאלון מסוגלות עצמית לילדים (Muris, 2001) הכולל תת-סולם מסוגלות עצמית חברתית, שאלון תחושת בדידות (חברתית ורגשית), ושאלון תמיכה חברתית נתפסת (Zimet ועמיתיו, 1988).</w:t>
+        <w:t>ארבעה שאלוני דיווח עצמי: שאלון מעורבות בבריונות ברשת (Smith ועמיתיו, 2008), שתורגם ועובד לעברית בידי אולניק-שמש והיימן, ומתוכו נעשה שימוש בעשרה פריטים הממוקדים בפגיעה ברשת (מהימנות פנימית α=.83); שאלון מסוגלות עצמית לילדים (Muris, 2001) הכולל תת-סולם מסוגלות עצמית חברתית בן חמישה פריטים בסולם של חמש דרגות; שאלון תחושת בדידות המבחין בין בדידות חברתית לבדידות רגשית; ושאלון תמיכה חברתית נתפסת (Zimet ועמיתיו, 1988).</w:t>
       </w:r>
     </w:p>
     <w:p>
@@ -1016,7 +1016,7 @@
           <w:szCs w:val="24"/>
           <w:rtl w:val="1"/>
         </w:rPr>
-        <w:t>כל משתתף מילא את ארבעת השאלונים במהלך שיעור בכיתה. ההשתתפות הייתה אנונימית.</w:t>
+        <w:t>כל משתתף מילא את ארבעת השאלונים במהלך שיעור בכיתה. ההשתתפות הייתה אנונימית, ומידע על אבחון הפרעת הקשב נמסר בדיווח עצמי של התלמידים.</w:t>
       </w:r>
     </w:p>
     <w:p>
@@ -1051,7 +1051,7 @@
           <w:szCs w:val="24"/>
           <w:rtl w:val="1"/>
         </w:rPr>
-        <w:t>תלמידים עם הפרעת קשב דיווחו על מעורבות גבוהה יותר בבריונות ברשת, הן כקרבנות, הן כפוגעים והן כעדים, בהשוואה לתלמידים ללא לקות. ניתוחי שונות רב-משתנית דו-כיווניים העלו שתלמידים עם הפרעת קשב שהיו עדים לבריונות ברשת דיווחו על תחושות בדידות חברתית ורגשית גבוהות יותר ועל מסוגלות עצמית חברתית נמוכה יותר מתלמידים ללא לקות.</w:t>
+        <w:t>תלמידים עם הפרעת קשב דיווחו על מעורבות גבוהה יותר בבריונות ברשת, הן כקרבנות, הן כפוגעים והן כעדים, בהשוואה לתלמידים ללא לקות. ניתוחי שונות רב-משתנית דו-כיווניים העלו שתלמידים עם הפרעת קשב שהיו עדים לבריונות ברשת דיווחו על תחושות בדידות חברתית ורגשית גבוהות יותר ועל מסוגלות עצמית חברתית נמוכה יותר מתלמידים ללא לקות. כלומר, אין די בעצם החשיפה לבריונות כדי להסביר את המצוקה: השילוב בין החשיפה לבין הפגיעוּת הנלווית להפרעת הקשב הוא שמעצים אותה.</w:t>
       </w:r>
     </w:p>
     <w:p>
@@ -1086,7 +1086,7 @@
           <w:szCs w:val="24"/>
           <w:rtl w:val="1"/>
         </w:rPr>
-        <w:t>מתבגרים עם הפרעת קשב נמצאים בסיכון מוגבר למעורבות בבריונות ברשת ולהשלכותיה החברתיות-רגשיות. החוקרים ממליצים על מחקרי המשך שיבחנו את תרומתם של מאפיינים אישיים וסביבתיים להתמודדות יעילה, ועל פיתוח תוכניות מניעה והתערבות בבתי הספר, בדגש על אוכלוסיות בסיכון.</w:t>
+        <w:t>מתבגרים עם הפרעת קשב נמצאים בסיכון מוגבר למעורבות בבריונות ברשת ולהשלכותיה החברתיות-רגשיות. החוקרים ממליצים על מחקרי המשך שיבחנו את תרומתם של מאפיינים אישיים וסביבתיים להתמודדות יעילה, ועל פיתוח תוכניות מניעה והתערבות בבתי הספר. בדגש מיוחד הם מציבים את הצורך בזיהוי מוקדם של אוכלוסיות בסיכון ובשיתוף ההורים והצוות החינוכי, כדי לצמצם את הפגיעה ואת השלכותיה הרגשיות.</w:t>
       </w:r>
     </w:p>
     <w:p>

--- a/עבודה_מסכמת_רשתות_חברתיות.docx
+++ b/עבודה_מסכמת_רשתות_חברתיות.docx
@@ -586,7 +586,7 @@
           <w:szCs w:val="24"/>
           <w:rtl w:val="1"/>
         </w:rPr>
-        <w:t>הרשתות החברתיות הפכו לזירה מרכזית שבה ילדים ומתבגרים מנהלים חלק ניכר מחייהם החברתיים, ואצל רבים מהם קבוצת הווטסאפ הכיתתית היא לב העניין. חלק גדל והולך מהאינטראקציות החברתיות שלהם מתרחש היום במרחב הווירטואלי, לצד המרחב הממשי ולעיתים במקומו. לצד ההזדמנויות שהמרחב הזה פותח, הוא חושף אותם גם לשיימינג ולהטרדות שאינם נעצרים בשערי בית הספר אלא מלווים אותם הביתה ואל תוך החדר, בכל שעה. עבור אנשי חינוך זהו אתגר חדש, משום שהפגיעה מתרחשת הרחק מעיניהם ובכלים שאינם בשליטתם. עבודה זו בוחנת את השאלה מהו היקף השיימינג וההטרדה ברשתות החברתיות בקרב ילדים ומתבגרים, וכיצד הם קשורים לתחושת הבדידות ולמסוגלות החברתית. הסקירה מתבססת על שלושה מחקרים אמפיריים ונעה מן התמונה הכללית של התופעה אל אוכלוסיות בסיכון ואל ההשלכות החברתיות-רגשיות שלה.</w:t>
+        <w:t>הרשתות החברתיות הפכו לזירה מרכזית שבה ילדים ומתבגרים מנהלים חלק ניכר מחייהם החברתיים, ואצל רבים מהם קבוצת הווטסאפ הכיתתית היא לב העניין. חלק גדל והולך מהאינטראקציות החברתיות שלהם מתרחש היום במרחב הווירטואלי, לצד המרחב הממשי ולעיתים במקומו. שם הם משתפים, מגיבים, מקימים קבוצות ומוציאים מהן, וכל זה קורה במהירות ובחשיפה לקהל רחב. לצד ההזדמנויות שהמרחב הזה פותח, הוא חושף אותם גם לשיימינג ולהטרדות שאינם נעצרים בשערי בית הספר אלא מלווים אותם הביתה ואל תוך החדר, בכל שעה של היממה. עבור אנשי חינוך זהו אתגר חדש, משום שהפגיעה מתרחשת הרחק מעיניהם ובכלים שאינם בשליטתם, ולעיתים הם שומעים עליה רק כשהיא כבר הסלימה. עבודה זו בוחנת את השאלה מהו היקף השיימינג וההטרדה ברשתות החברתיות בקרב ילדים ומתבגרים, וכיצד הם קשורים לתחושת הבדידות ולמסוגלות החברתית. הסקירה מתבססת על שלושה מחקרים אמפיריים ונעה מן ההגדרות והתמונה הכללית של התופעה, דרך אוכלוסיות בסיכון, אל ההשלכות החברתיות-רגשיות והלימודיות שלה.</w:t>
       </w:r>
     </w:p>
     <w:p>
@@ -621,7 +621,7 @@
           <w:szCs w:val="24"/>
           <w:rtl w:val="1"/>
         </w:rPr>
-        <w:t>נתחיל בהגדרות. רשתות חברתיות הן פלטפורמות מקוונות המאפשרות למשתמשים ליצור פרופיל, לשתף תכנים ולתקשר זה עם זה. שיימינג, או ביוש, הוא פעילות תוקפנית ומכוונת שמטרתה לפגוע באדם אחר באמצעים דיגיטליים. אצל ילדים ובני נוער בישראל הזירה המרכזית לכך היא קבוצת הווטסאפ הכיתתית. מחקר חלוץ שהשתתפו בו 1,111 תלמידים מכיתות ד' עד י"ב מצא שלרוב המכריע יש קבוצת ווטסאפ כיתתית וחשוב להם להשתייך אליה, ובה בעת רובם חווים בה שיימינג, כקרבנות או כעדים. הביטוי הנפוץ ביותר היה עלבונות, ואחריו קללות, הוצאה כפויה מהקבוצה והעלאת תמונות מביכות. עדות לשיימינג נמצאה שכיחה יותר מהיפגעות ישירה, ונמצאו גם הבדלים בביטויי השיימינג לפי גיל המסגרת החינוכית (איזנקוט, 2017).</w:t>
+        <w:t>נפתח בהגדרות. רשתות חברתיות הן פלטפורמות מקוונות המאפשרות למשתמשים ליצור פרופיל אישי, לשתף תכנים ולתקשר זה עם זה בקהילה מקוונת. שיימינג, או ביוש, וכן בריונות ברשת, מוגדרים כהתנהגות תוקפנית ומכוונת שמטרתה לפגוע באדם אחר באמצעים דיגיטליים, באופן חוזר ולאורך זמן, כלפי מי שמתקשה להגן על עצמו. מה שמבדיל את הפגיעה ברשת מבריונות מסורתית הוא שילוב של כמה מאפיינים: אנונימיות אפשרית של הפוגע, מהירות ההפצה, קהל צופים רחב, והיעדר מפלט, שכן הפגיעה נמשכת מסביב לשעון גם כשהקורבן כבר בביתו (היימן, אולניק-שמש ועדן, 2014).</w:t>
       </w:r>
     </w:p>
     <w:p>
@@ -638,7 +638,7 @@
           <w:szCs w:val="24"/>
           <w:rtl w:val="1"/>
         </w:rPr>
-        <w:t>מבחינה תיאורטית נהוג לבחון את התופעה מתוך גישה חברתית-אקולוגית, הרואה את התנהגות המתבגר כתוצר של יחסי הגומלין בינו לבין סביבותיו. בריונות ברשת מוגדרת כהתנהגות תוקפנית ומכוונת, חוזרת ולאורך זמן, נגד מי שמתקשה להגן על עצמו, והיא מתאפיינת לעיתים באנונימיות של הפוגע ובחשיפה לקהל רחב. מכאן עולה השאלה מי נפגע יותר. מחקר שהשתתפו בו 482 מתבגרים, מהם 140 עם הפרעת קשב והיפראקטיביות, מצא שתלמידים עם הפרעת קשב מעורבים יותר בבריונות ברשת, כקרבנות, כפוגעים וכעדים. אלה מהם שנחשפו כעדים לבריונות דיווחו על בדידות חברתית ורגשית גבוהה יותר ועל מסוגלות עצמית חברתית נמוכה יותר מתלמידים ללא לקות (היימן, אולניק-שמש ועדן, 2014).</w:t>
+        <w:t>התופעה שכיחה הרבה יותר משנדמה. אצל ילדים ובני נוער בישראל הזירה המרכזית לה היא קבוצת הווטסאפ הכיתתית. מחקר חלוץ שהשתתפו בו 1,111 תלמידים מכיתות ד' עד י"ב מצא שלרוב המכריע יש קבוצת ווטסאפ כיתתית אחת או יותר, ושחשוב להם מאוד להשתייך אליה. ובה בעת, רובם חווים בה שיימינג, בין כקרבנות ובין כעדים. הביטוי הנפוץ ביותר היה עלבונות, ואחריו קללות, הוצאה כפויה מהקבוצה והעלאת תמונות מביכות. דווקא העדוּת לשיימינג נמצאה שכיחה יותר מהיפגעות ישירה, ונמצאו הבדלים בביטויי השיימינג לפי גיל המסגרת החינוכית. הפגיעה אינה נחלת מעטים, אלא חוויה שחלק גדול מהכיתה נחשף אליה בדרך זו או אחרת (איזנקוט, 2017).</w:t>
       </w:r>
     </w:p>
     <w:p>
@@ -655,7 +655,41 @@
           <w:szCs w:val="24"/>
           <w:rtl w:val="1"/>
         </w:rPr>
-        <w:t>התמונה מתרחבת כשמביאים בחשבון את עוצמת השימוש עצמו. מחקר שנערך בקרב סטודנטים, על רקע ההשלכות של תקופת הקורונה, מצא שבילוי של יותר משלוש שעות ביום ברשתות עלול להוביל להתמכרות, הקשורה בעלייה בבדידות ובדיכאון ובירידה במסוגלות הלימודית ובהישגים. מנגד, כישורי פתרון בעיות ושביעות רצון מהחיים נמצאו קשורים בהישגים גבוהים יותר. הבדידות חוזרת אפוא כחוליה מרכזית, הן כמלווה של פגיעה ברשת והן כתוצאה של שימוש מופרז (Aslan &amp; Polat, 2024).</w:t>
+        <w:t>אלא שהפגיעה אינה מתחלקת שווה בשווה. מבחינה תיאורטית נהוג לבחון את התופעה מתוך גישה חברתית-אקולוגית, הרואה את התנהגות המתבגר כתוצר של יחסי הגומלין בינו לבין סביבותיו, ומכאן עולה השאלה מי נפגע יותר. מחקר שהשתתפו בו 482 מתבגרים, מהם 140 עם הפרעת קשב והיפראקטיביות ו-342 ללא לקות, מצא שתלמידים עם הפרעת קשב מעורבים יותר בבריונות ברשת, כקרבנות, כפוגעים וכעדים כאחד. יתרה מזאת, אלה מהם שנחשפו כעדים לבריונות דיווחו על תחושות בדידות חברתית ורגשית גבוהות יותר ועל מסוגלות עצמית חברתית נמוכה יותר מתלמידים ללא לקות. הממצא הזה חשוב, משום שהוא מלמד שהפגיעה שזורה במארג החברתי-רגשי של המתבגר ומחריפה אצל מי שכבר מתקשה חברתית (היימן, אולניק-שמש ועדן, 2014).</w:t>
+      </w:r>
+    </w:p>
+    <w:p>
+      <w:pPr>
+        <w:bidi/>
+        <w:spacing w:line="360" w:lineRule="auto" w:after="200" w:before="0"/>
+        <w:jc w:val="both"/>
+      </w:pPr>
+      <w:r>
+        <w:rPr>
+          <w:rFonts w:ascii="David" w:hAnsi="David" w:cs="David"/>
+          <w:b w:val="0"/>
+          <w:sz w:val="24"/>
+          <w:szCs w:val="24"/>
+          <w:rtl w:val="1"/>
+        </w:rPr>
+        <w:t>התמונה מתרחבת עוד כשמביאים בחשבון את עוצמת השימוש עצמו, לא רק את הפגיעה. מחקר שנערך בקרב סטודנטים, על רקע ההשלכות של תקופת הקורונה, מצא שבילוי של יותר משלוש שעות ביום ברשתות עלול להוביל להתמכרות, הקשורה בעלייה בבדידות ובדיכאון ובירידה במסוגלות הלימודית ובהישגים. מנגד, כישורי פתרון בעיות ושביעות רצון מהחיים נמצאו קשורים בהישגים גבוהים יותר ותפקדו כגורמים מגנים. עם זאת התמונה אינה חד-משמעית, שכן במקרים מסוימים השימוש ברשתות דווקא הפחית תחושות בדידות ודיכאון (Aslan &amp; Polat, 2024).</w:t>
+      </w:r>
+    </w:p>
+    <w:p>
+      <w:pPr>
+        <w:bidi/>
+        <w:spacing w:line="360" w:lineRule="auto" w:after="200" w:before="0"/>
+        <w:jc w:val="both"/>
+      </w:pPr>
+      <w:r>
+        <w:rPr>
+          <w:rFonts w:ascii="David" w:hAnsi="David" w:cs="David"/>
+          <w:b w:val="0"/>
+          <w:sz w:val="24"/>
+          <w:szCs w:val="24"/>
+          <w:rtl w:val="1"/>
+        </w:rPr>
+        <w:t>מכל אלה עולה חוט מקשר אחד: הבדידות. היא מופיעה בכל שלוש הזוויות, כמאפיין של הקרבן לשיימינג, כמלווה של מעורבות בבריונות אצל תלמידים עם הפרעת קשב, וכתוצאה אפשרית של שימוש מופרז ברשתות. נראה שהבדידות היא גם גורם סיכון שמגביר את הפגיעוּת וגם מחיר שהפגיעה גובה, וקשה להתיר את הקשר הזה בלי מחקר שעוקב אחר התלמידים לאורך זמן (איזנקוט, 2017; Aslan &amp; Polat, 2024).</w:t>
       </w:r>
     </w:p>
     <w:p>
@@ -690,7 +724,7 @@
           <w:szCs w:val="24"/>
           <w:rtl w:val="1"/>
         </w:rPr>
-        <w:t>שלושת המחקרים מציירים יחד תמונה שבה הרשתות החברתיות אינן גורם ניטרלי. הן זירה שבה ילדים ומתבגרים חווים שיימינג והטרדה בהיקף רחב, כבר מגיל צעיר ובתוך הקבוצה הכיתתית עצמה (איזנקוט, 2017). ההיפגעות אינה מסתכמת ברגע הפגיעה, אלא קשורה בבדידות ובמסוגלות חברתית נמוכה, ואוכלוסיות מסוימות כמו תלמידים עם הפרעת קשב חשופות לה יותר (היימן, אולניק-שמש ועדן, 2014). כשמוסיפים לכך את ההשלכות של שימוש מופרז על הרווחה הנפשית ועל התפקוד הלימודי, מתחדדת המסקנה החינוכית. המענה אינו יכול להסתפק בחסימה טכנית או באיסור. עליו לחזק את המשאבים החברתיים-רגשיים של הלומד, לזהות מוקדם אוכלוסיות פגיעות ולערב את ההורים ואת צוות בית הספר בבניית אקלים כיתתי בטוח. מעורבות המבוגרים חשובה במיוחד משום שהפגיעה מתרחשת במרחב שהם אינם רואים. מחקרים עתידיים ראוי שיבחנו את הקשרים האלה לאורך זמן ובקרב אוכלוסיות מגוונות, כדי לבסס המלצות מעשיות למורים ולהורים (Aslan &amp; Polat, 2024).</w:t>
+        <w:t>שלושת המחקרים מציירים יחד תמונה שבה הרשתות החברתיות אינן גורם ניטרלי. הן זירה שבה ילדים ומתבגרים חווים שיימינג והטרדה בהיקף רחב, כבר מגיל צעיר ובתוך הקבוצה הכיתתית עצמה (איזנקוט, 2017). ההיפגעות אינה מסתכמת ברגע הפגיעה, אלא קשורה בבדידות ובמסוגלות חברתית נמוכה, ואוכלוסיות מסוימות כמו תלמידים עם הפרעת קשב חשופות לה יותר וגם משלמות עליה מחיר רגשי כבד יותר (היימן, אולניק-שמש ועדן, 2014). כשמוסיפים לכך את ההשלכות של שימוש מופרז על הרווחה הנפשית ועל התפקוד הלימודי, מתחדדת המסקנה החינוכית. המענה אינו יכול להסתפק בחסימה טכנית או באיסור, שכן הפגיעה קורית במרחב שהמבוגרים אינם רואים. עדיף להשקיע בחיזוק המשאבים החברתיים-רגשיים של הלומד, בפיתוח מיומנויות התמודדות ואמפתיה, בזיהוי מוקדם של אוכלוסיות פגיעות, ובבניית אקלים כיתתי בטוח שבו התלמידים עצמם אינם אדישים לעדוּת לפגיעה. תפקיד מרכזי כאן שמור להורים ולצוות החינוכי, הנדרשים לשיתוף פעולה דווקא משום שהזירה הווירטואלית חומקת מעיניהם. לצד זאת ראוי לזכור את מגבלות המחקרים שנסקרו: רובם נשענים על דיווח עצמי, חלקם עוסקים באוכלוסיות ספציפיות, והם אינם עוקבים אחר התלמידים לאורך זמן. מחקרים עתידיים ראוי שיבחנו את הקשרים האלה לאורך זמן ובקרב אוכלוסיות מגוונות, כדי לבסס המלצות מעשיות למורים ולהורים (Aslan &amp; Polat, 2024).</w:t>
       </w:r>
     </w:p>
     <w:p>
@@ -1104,7 +1138,7 @@
           <w:rtl w:val="1"/>
           <w:bCs/>
         </w:rPr>
-        <w:t>מגבלות המחקר</w:t>
+        <w:t>מגבלות המחקר ותרומתו</w:t>
       </w:r>
     </w:p>
     <w:p>
@@ -1121,7 +1155,7 @@
           <w:szCs w:val="24"/>
           <w:rtl w:val="1"/>
         </w:rPr>
-        <w:t>ההסתמכות על שאלוני דיווח עצמי עלולה להטות את הממצאים, והפער המספרי בין הקבוצות והיעדר דגימה מבוקרת של קבוצת ההשוואה מגבילים את יכולת ההכללה.</w:t>
+        <w:t>ההסתמכות על שאלוני דיווח עצמי עלולה להטות את הממצאים, המידע על אבחון הפרעת הקשב התבסס על דיווח התלמידים עצמם, והפער המספרי בין הקבוצות והיעדר דגימה מבוקרת של קבוצת ההשוואה מגבילים את יכולת ההכללה. עם זאת, המחקר תורם בכך שהוא מפנה זרקור לאוכלוסייה בסיכון שלרוב אינה זוכה לתשומת לב נפרדת בהקשר של בריונות ברשת, ומצביע על הקשר בין הפגיעה למשאבים החברתיים-רגשיים של התלמיד.</w:t>
       </w:r>
     </w:p>
     <w:sectPr>
